--- a/[05] Documents/IT Project Guidance - Vision, Mission, Purpose, Problem Statement.docx
+++ b/[05] Documents/IT Project Guidance - Vision, Mission, Purpose, Problem Statement.docx
@@ -1,6 +1,6 @@
 
 <file path=word/document.xml><?xml version="1.0" encoding="utf-8"?>
-<w:document xmlns:wpc="http://schemas.microsoft.com/office/word/2010/wordprocessingCanvas" xmlns:cx="http://schemas.microsoft.com/office/drawing/2014/chartex" xmlns:cx1="http://schemas.microsoft.com/office/drawing/2015/9/8/chartex" xmlns:cx2="http://schemas.microsoft.com/office/drawing/2015/10/21/chartex" xmlns:cx3="http://schemas.microsoft.com/office/drawing/2016/5/9/chartex" xmlns:cx4="http://schemas.microsoft.com/office/drawing/2016/5/10/chartex" xmlns:cx5="http://schemas.microsoft.com/office/drawing/2016/5/11/chartex" xmlns:cx6="http://schemas.microsoft.com/office/drawing/2016/5/12/chartex" xmlns:cx7="http://schemas.microsoft.com/office/drawing/2016/5/13/chartex" xmlns:cx8="http://schemas.microsoft.com/office/drawing/2016/5/14/chartex" xmlns:mc="http://schemas.openxmlformats.org/markup-compatibility/2006" xmlns:aink="http://schemas.microsoft.com/office/drawing/2016/ink" xmlns:am3d="http://schemas.microsoft.com/office/drawing/2017/model3d" xmlns:o="urn:schemas-microsoft-com:office:office" xmlns:oel="http://schemas.microsoft.com/office/2019/extlst" xmlns:r="http://schemas.openxmlformats.org/officeDocument/2006/relationships" xmlns:m="http://schemas.openxmlformats.org/officeDocument/2006/math" xmlns:v="urn:schemas-microsoft-com:vml" xmlns:wp14="http://schemas.microsoft.com/office/word/2010/wordprocessingDrawing" xmlns:wp="http://schemas.openxmlformats.org/drawingml/2006/wordprocessingDrawing" xmlns:w10="urn:schemas-microsoft-com:office:word" xmlns:w="http://schemas.openxmlformats.org/wordprocessingml/2006/main" xmlns:w14="http://schemas.microsoft.com/office/word/2010/wordml" xmlns:w15="http://schemas.microsoft.com/office/word/2012/wordml" xmlns:w16cex="http://schemas.microsoft.com/office/word/2018/wordml/cex" xmlns:w16cid="http://schemas.microsoft.com/office/word/2016/wordml/cid" xmlns:w16="http://schemas.microsoft.com/office/word/2018/wordml" xmlns:w16sdtdh="http://schemas.microsoft.com/office/word/2020/wordml/sdtdatahash" xmlns:w16se="http://schemas.microsoft.com/office/word/2015/wordml/symex" xmlns:wpg="http://schemas.microsoft.com/office/word/2010/wordprocessingGroup" xmlns:wpi="http://schemas.microsoft.com/office/word/2010/wordprocessingInk" xmlns:wne="http://schemas.microsoft.com/office/word/2006/wordml" xmlns:wps="http://schemas.microsoft.com/office/word/2010/wordprocessingShape" mc:Ignorable="w14 w15 w16se w16cid w16 w16cex w16sdtdh wp14">
+<w:document xmlns:wpc="http://schemas.microsoft.com/office/word/2010/wordprocessingCanvas" xmlns:cx="http://schemas.microsoft.com/office/drawing/2014/chartex" xmlns:cx1="http://schemas.microsoft.com/office/drawing/2015/9/8/chartex" xmlns:cx2="http://schemas.microsoft.com/office/drawing/2015/10/21/chartex" xmlns:cx3="http://schemas.microsoft.com/office/drawing/2016/5/9/chartex" xmlns:cx4="http://schemas.microsoft.com/office/drawing/2016/5/10/chartex" xmlns:cx5="http://schemas.microsoft.com/office/drawing/2016/5/11/chartex" xmlns:cx6="http://schemas.microsoft.com/office/drawing/2016/5/12/chartex" xmlns:cx7="http://schemas.microsoft.com/office/drawing/2016/5/13/chartex" xmlns:cx8="http://schemas.microsoft.com/office/drawing/2016/5/14/chartex" xmlns:mc="http://schemas.openxmlformats.org/markup-compatibility/2006" xmlns:aink="http://schemas.microsoft.com/office/drawing/2016/ink" xmlns:am3d="http://schemas.microsoft.com/office/drawing/2017/model3d" xmlns:o="urn:schemas-microsoft-com:office:office" xmlns:oel="http://schemas.microsoft.com/office/2019/extlst" xmlns:r="http://schemas.openxmlformats.org/officeDocument/2006/relationships" xmlns:m="http://schemas.openxmlformats.org/officeDocument/2006/math" xmlns:v="urn:schemas-microsoft-com:vml" xmlns:wp14="http://schemas.microsoft.com/office/word/2010/wordprocessingDrawing" xmlns:wp="http://schemas.openxmlformats.org/drawingml/2006/wordprocessingDrawing" xmlns:w10="urn:schemas-microsoft-com:office:word" xmlns:w="http://schemas.openxmlformats.org/wordprocessingml/2006/main" xmlns:w14="http://schemas.microsoft.com/office/word/2010/wordml" xmlns:w15="http://schemas.microsoft.com/office/word/2012/wordml" xmlns:w16cex="http://schemas.microsoft.com/office/word/2018/wordml/cex" xmlns:w16cid="http://schemas.microsoft.com/office/word/2016/wordml/cid" xmlns:w16="http://schemas.microsoft.com/office/word/2018/wordml" xmlns:w16du="http://schemas.microsoft.com/office/word/2023/wordml/word16du" xmlns:w16sdtdh="http://schemas.microsoft.com/office/word/2020/wordml/sdtdatahash" xmlns:w16sdtfl="http://schemas.microsoft.com/office/word/2024/wordml/sdtformatlock" xmlns:w16se="http://schemas.microsoft.com/office/word/2015/wordml/symex" xmlns:wpg="http://schemas.microsoft.com/office/word/2010/wordprocessingGroup" xmlns:wpi="http://schemas.microsoft.com/office/word/2010/wordprocessingInk" xmlns:wne="http://schemas.microsoft.com/office/word/2006/wordml" xmlns:wps="http://schemas.microsoft.com/office/word/2010/wordprocessingShape" mc:Ignorable="w14 w15 w16se w16cid w16 w16cex w16sdtdh w16sdtfl w16du wp14">
   <w:body>
     <w:p>
       <w:pPr>
@@ -56,7 +56,7 @@
       <w:r>
         <w:br/>
       </w:r>
-      <w:bookmarkStart w:id="0" w:name="_Toc195791704"/>
+      <w:bookmarkStart w:id="0" w:name="_Toc208493110"/>
       <w:r>
         <w:t>Purpose</w:t>
       </w:r>
@@ -79,7 +79,7 @@
       <w:pPr>
         <w:pStyle w:val="Heading2"/>
       </w:pPr>
-      <w:bookmarkStart w:id="1" w:name="_Toc195791705"/>
+      <w:bookmarkStart w:id="1" w:name="_Toc208493111"/>
       <w:r>
         <w:t>Synopsis</w:t>
       </w:r>
@@ -119,7 +119,7 @@
       <w:pPr>
         <w:pStyle w:val="Heading2"/>
       </w:pPr>
-      <w:bookmarkStart w:id="3" w:name="_Toc195791706"/>
+      <w:bookmarkStart w:id="3" w:name="_Toc208493112"/>
       <w:r>
         <w:lastRenderedPageBreak/>
         <w:t>Contents</w:t>
@@ -147,7 +147,7 @@
       <w:r>
         <w:fldChar w:fldCharType="separate"/>
       </w:r>
-      <w:hyperlink w:anchor="_Toc195791704" w:history="1">
+      <w:hyperlink w:anchor="_Toc208493110" w:history="1">
         <w:r>
           <w:rPr>
             <w:rStyle w:val="Hyperlink"/>
@@ -174,7 +174,7 @@
             <w:noProof/>
             <w:webHidden/>
           </w:rPr>
-          <w:instrText xml:space="preserve"> PAGEREF _Toc195791704 \h </w:instrText>
+          <w:instrText xml:space="preserve"> PAGEREF _Toc208493110 \h </w:instrText>
         </w:r>
         <w:r>
           <w:rPr>
@@ -216,7 +216,7 @@
           <w14:ligatures w14:val="standardContextual"/>
         </w:rPr>
       </w:pPr>
-      <w:hyperlink w:anchor="_Toc195791705" w:history="1">
+      <w:hyperlink w:anchor="_Toc208493111" w:history="1">
         <w:r>
           <w:rPr>
             <w:rStyle w:val="Hyperlink"/>
@@ -243,7 +243,7 @@
             <w:noProof/>
             <w:webHidden/>
           </w:rPr>
-          <w:instrText xml:space="preserve"> PAGEREF _Toc195791705 \h </w:instrText>
+          <w:instrText xml:space="preserve"> PAGEREF _Toc208493111 \h </w:instrText>
         </w:r>
         <w:r>
           <w:rPr>
@@ -285,7 +285,7 @@
           <w14:ligatures w14:val="standardContextual"/>
         </w:rPr>
       </w:pPr>
-      <w:hyperlink w:anchor="_Toc195791706" w:history="1">
+      <w:hyperlink w:anchor="_Toc208493112" w:history="1">
         <w:r>
           <w:rPr>
             <w:rStyle w:val="Hyperlink"/>
@@ -312,7 +312,7 @@
             <w:noProof/>
             <w:webHidden/>
           </w:rPr>
-          <w:instrText xml:space="preserve"> PAGEREF _Toc195791706 \h </w:instrText>
+          <w:instrText xml:space="preserve"> PAGEREF _Toc208493112 \h </w:instrText>
         </w:r>
         <w:r>
           <w:rPr>
@@ -357,7 +357,7 @@
           <w14:ligatures w14:val="standardContextual"/>
         </w:rPr>
       </w:pPr>
-      <w:hyperlink w:anchor="_Toc195791707" w:history="1">
+      <w:hyperlink w:anchor="_Toc208493113" w:history="1">
         <w:r>
           <w:rPr>
             <w:rStyle w:val="Hyperlink"/>
@@ -384,7 +384,7 @@
             <w:noProof/>
             <w:webHidden/>
           </w:rPr>
-          <w:instrText xml:space="preserve"> PAGEREF _Toc195791707 \h </w:instrText>
+          <w:instrText xml:space="preserve"> PAGEREF _Toc208493113 \h </w:instrText>
         </w:r>
         <w:r>
           <w:rPr>
@@ -429,13 +429,13 @@
           <w14:ligatures w14:val="standardContextual"/>
         </w:rPr>
       </w:pPr>
-      <w:hyperlink w:anchor="_Toc195791708" w:history="1">
+      <w:hyperlink w:anchor="_Toc208493114" w:history="1">
         <w:r>
           <w:rPr>
             <w:rStyle w:val="Hyperlink"/>
             <w:noProof/>
           </w:rPr>
-          <w:t>Background of this work</w:t>
+          <w:t>Document Background</w:t>
         </w:r>
         <w:r>
           <w:rPr>
@@ -456,7 +456,7 @@
             <w:noProof/>
             <w:webHidden/>
           </w:rPr>
-          <w:instrText xml:space="preserve"> PAGEREF _Toc195791708 \h </w:instrText>
+          <w:instrText xml:space="preserve"> PAGEREF _Toc208493114 \h </w:instrText>
         </w:r>
         <w:r>
           <w:rPr>
@@ -501,7 +501,7 @@
           <w14:ligatures w14:val="standardContextual"/>
         </w:rPr>
       </w:pPr>
-      <w:hyperlink w:anchor="_Toc195791709" w:history="1">
+      <w:hyperlink w:anchor="_Toc208493115" w:history="1">
         <w:r>
           <w:rPr>
             <w:rStyle w:val="Hyperlink"/>
@@ -528,7 +528,79 @@
             <w:noProof/>
             <w:webHidden/>
           </w:rPr>
-          <w:instrText xml:space="preserve"> PAGEREF _Toc195791709 \h </w:instrText>
+          <w:instrText xml:space="preserve"> PAGEREF _Toc208493115 \h </w:instrText>
+        </w:r>
+        <w:r>
+          <w:rPr>
+            <w:noProof/>
+            <w:webHidden/>
+          </w:rPr>
+        </w:r>
+        <w:r>
+          <w:rPr>
+            <w:noProof/>
+            <w:webHidden/>
+          </w:rPr>
+          <w:fldChar w:fldCharType="separate"/>
+        </w:r>
+        <w:r>
+          <w:rPr>
+            <w:noProof/>
+            <w:webHidden/>
+          </w:rPr>
+          <w:t>3</w:t>
+        </w:r>
+        <w:r>
+          <w:rPr>
+            <w:noProof/>
+            <w:webHidden/>
+          </w:rPr>
+          <w:fldChar w:fldCharType="end"/>
+        </w:r>
+      </w:hyperlink>
+    </w:p>
+    <w:p>
+      <w:pPr>
+        <w:pStyle w:val="TOC1"/>
+        <w:tabs>
+          <w:tab w:val="right" w:leader="dot" w:pos="9514"/>
+        </w:tabs>
+        <w:rPr>
+          <w:rFonts w:asciiTheme="minorHAnsi" w:eastAsiaTheme="minorEastAsia" w:hAnsiTheme="minorHAnsi" w:cstheme="minorBidi"/>
+          <w:noProof/>
+          <w:kern w:val="2"/>
+          <w:lang w:eastAsia="en-NZ"/>
+          <w14:ligatures w14:val="standardContextual"/>
+        </w:rPr>
+      </w:pPr>
+      <w:hyperlink w:anchor="_Toc208493116" w:history="1">
+        <w:r>
+          <w:rPr>
+            <w:rStyle w:val="Hyperlink"/>
+            <w:noProof/>
+          </w:rPr>
+          <w:t>Strategic Intent</w:t>
+        </w:r>
+        <w:r>
+          <w:rPr>
+            <w:noProof/>
+            <w:webHidden/>
+          </w:rPr>
+          <w:tab/>
+        </w:r>
+        <w:r>
+          <w:rPr>
+            <w:noProof/>
+            <w:webHidden/>
+          </w:rPr>
+          <w:fldChar w:fldCharType="begin"/>
+        </w:r>
+        <w:r>
+          <w:rPr>
+            <w:noProof/>
+            <w:webHidden/>
+          </w:rPr>
+          <w:instrText xml:space="preserve"> PAGEREF _Toc208493116 \h </w:instrText>
         </w:r>
         <w:r>
           <w:rPr>
@@ -570,13 +642,13 @@
           <w14:ligatures w14:val="standardContextual"/>
         </w:rPr>
       </w:pPr>
-      <w:hyperlink w:anchor="_Toc195791710" w:history="1">
+      <w:hyperlink w:anchor="_Toc208493117" w:history="1">
         <w:r>
           <w:rPr>
             <w:rStyle w:val="Hyperlink"/>
             <w:noProof/>
           </w:rPr>
-          <w:t>Background of issue</w:t>
+          <w:t>Vision</w:t>
         </w:r>
         <w:r>
           <w:rPr>
@@ -597,7 +669,7 @@
             <w:noProof/>
             <w:webHidden/>
           </w:rPr>
-          <w:instrText xml:space="preserve"> PAGEREF _Toc195791710 \h </w:instrText>
+          <w:instrText xml:space="preserve"> PAGEREF _Toc208493117 \h </w:instrText>
         </w:r>
         <w:r>
           <w:rPr>
@@ -639,13 +711,13 @@
           <w14:ligatures w14:val="standardContextual"/>
         </w:rPr>
       </w:pPr>
-      <w:hyperlink w:anchor="_Toc195791711" w:history="1">
+      <w:hyperlink w:anchor="_Toc208493118" w:history="1">
         <w:r>
           <w:rPr>
             <w:rStyle w:val="Hyperlink"/>
             <w:noProof/>
           </w:rPr>
-          <w:t>Problem Statement</w:t>
+          <w:t>Organisation Mission</w:t>
         </w:r>
         <w:r>
           <w:rPr>
@@ -666,221 +738,7 @@
             <w:noProof/>
             <w:webHidden/>
           </w:rPr>
-          <w:instrText xml:space="preserve"> PAGEREF _Toc195791711 \h </w:instrText>
-        </w:r>
-        <w:r>
-          <w:rPr>
-            <w:noProof/>
-            <w:webHidden/>
-          </w:rPr>
-        </w:r>
-        <w:r>
-          <w:rPr>
-            <w:noProof/>
-            <w:webHidden/>
-          </w:rPr>
-          <w:fldChar w:fldCharType="separate"/>
-        </w:r>
-        <w:r>
-          <w:rPr>
-            <w:noProof/>
-            <w:webHidden/>
-          </w:rPr>
-          <w:t>3</w:t>
-        </w:r>
-        <w:r>
-          <w:rPr>
-            <w:noProof/>
-            <w:webHidden/>
-          </w:rPr>
-          <w:fldChar w:fldCharType="end"/>
-        </w:r>
-      </w:hyperlink>
-    </w:p>
-    <w:p>
-      <w:pPr>
-        <w:pStyle w:val="TOC3"/>
-        <w:tabs>
-          <w:tab w:val="right" w:leader="dot" w:pos="9514"/>
-        </w:tabs>
-        <w:rPr>
-          <w:rFonts w:asciiTheme="minorHAnsi" w:eastAsiaTheme="minorEastAsia" w:hAnsiTheme="minorHAnsi" w:cstheme="minorBidi"/>
-          <w:noProof/>
-          <w:kern w:val="2"/>
-          <w:lang w:eastAsia="en-NZ"/>
-          <w14:ligatures w14:val="standardContextual"/>
-        </w:rPr>
-      </w:pPr>
-      <w:hyperlink w:anchor="_Toc195791712" w:history="1">
-        <w:r>
-          <w:rPr>
-            <w:rStyle w:val="Hyperlink"/>
-            <w:noProof/>
-          </w:rPr>
-          <w:t>H3</w:t>
-        </w:r>
-        <w:r>
-          <w:rPr>
-            <w:noProof/>
-            <w:webHidden/>
-          </w:rPr>
-          <w:tab/>
-        </w:r>
-        <w:r>
-          <w:rPr>
-            <w:noProof/>
-            <w:webHidden/>
-          </w:rPr>
-          <w:fldChar w:fldCharType="begin"/>
-        </w:r>
-        <w:r>
-          <w:rPr>
-            <w:noProof/>
-            <w:webHidden/>
-          </w:rPr>
-          <w:instrText xml:space="preserve"> PAGEREF _Toc195791712 \h </w:instrText>
-        </w:r>
-        <w:r>
-          <w:rPr>
-            <w:noProof/>
-            <w:webHidden/>
-          </w:rPr>
-        </w:r>
-        <w:r>
-          <w:rPr>
-            <w:noProof/>
-            <w:webHidden/>
-          </w:rPr>
-          <w:fldChar w:fldCharType="separate"/>
-        </w:r>
-        <w:r>
-          <w:rPr>
-            <w:noProof/>
-            <w:webHidden/>
-          </w:rPr>
-          <w:t>4</w:t>
-        </w:r>
-        <w:r>
-          <w:rPr>
-            <w:noProof/>
-            <w:webHidden/>
-          </w:rPr>
-          <w:fldChar w:fldCharType="end"/>
-        </w:r>
-      </w:hyperlink>
-    </w:p>
-    <w:p>
-      <w:pPr>
-        <w:pStyle w:val="TOC4"/>
-        <w:rPr>
-          <w:rFonts w:asciiTheme="minorHAnsi" w:eastAsiaTheme="minorEastAsia" w:hAnsiTheme="minorHAnsi" w:cstheme="minorBidi"/>
-          <w:noProof/>
-          <w:kern w:val="2"/>
-          <w:sz w:val="24"/>
-          <w:lang w:eastAsia="en-NZ"/>
-          <w14:ligatures w14:val="standardContextual"/>
-        </w:rPr>
-      </w:pPr>
-      <w:hyperlink w:anchor="_Toc195791713" w:history="1">
-        <w:r>
-          <w:rPr>
-            <w:rStyle w:val="Hyperlink"/>
-            <w:noProof/>
-          </w:rPr>
-          <w:t>H4</w:t>
-        </w:r>
-        <w:r>
-          <w:rPr>
-            <w:noProof/>
-            <w:webHidden/>
-          </w:rPr>
-          <w:tab/>
-        </w:r>
-        <w:r>
-          <w:rPr>
-            <w:noProof/>
-            <w:webHidden/>
-          </w:rPr>
-          <w:fldChar w:fldCharType="begin"/>
-        </w:r>
-        <w:r>
-          <w:rPr>
-            <w:noProof/>
-            <w:webHidden/>
-          </w:rPr>
-          <w:instrText xml:space="preserve"> PAGEREF _Toc195791713 \h </w:instrText>
-        </w:r>
-        <w:r>
-          <w:rPr>
-            <w:noProof/>
-            <w:webHidden/>
-          </w:rPr>
-        </w:r>
-        <w:r>
-          <w:rPr>
-            <w:noProof/>
-            <w:webHidden/>
-          </w:rPr>
-          <w:fldChar w:fldCharType="separate"/>
-        </w:r>
-        <w:r>
-          <w:rPr>
-            <w:noProof/>
-            <w:webHidden/>
-          </w:rPr>
-          <w:t>4</w:t>
-        </w:r>
-        <w:r>
-          <w:rPr>
-            <w:noProof/>
-            <w:webHidden/>
-          </w:rPr>
-          <w:fldChar w:fldCharType="end"/>
-        </w:r>
-      </w:hyperlink>
-    </w:p>
-    <w:p>
-      <w:pPr>
-        <w:pStyle w:val="TOC1"/>
-        <w:tabs>
-          <w:tab w:val="right" w:leader="dot" w:pos="9514"/>
-        </w:tabs>
-        <w:rPr>
-          <w:rFonts w:asciiTheme="minorHAnsi" w:eastAsiaTheme="minorEastAsia" w:hAnsiTheme="minorHAnsi" w:cstheme="minorBidi"/>
-          <w:noProof/>
-          <w:kern w:val="2"/>
-          <w:lang w:eastAsia="en-NZ"/>
-          <w14:ligatures w14:val="standardContextual"/>
-        </w:rPr>
-      </w:pPr>
-      <w:hyperlink w:anchor="_Toc195791714" w:history="1">
-        <w:r>
-          <w:rPr>
-            <w:rStyle w:val="Hyperlink"/>
-            <w:noProof/>
-          </w:rPr>
-          <w:t>Appendices</w:t>
-        </w:r>
-        <w:r>
-          <w:rPr>
-            <w:noProof/>
-            <w:webHidden/>
-          </w:rPr>
-          <w:tab/>
-        </w:r>
-        <w:r>
-          <w:rPr>
-            <w:noProof/>
-            <w:webHidden/>
-          </w:rPr>
-          <w:fldChar w:fldCharType="begin"/>
-        </w:r>
-        <w:r>
-          <w:rPr>
-            <w:noProof/>
-            <w:webHidden/>
-          </w:rPr>
-          <w:instrText xml:space="preserve"> PAGEREF _Toc195791714 \h </w:instrText>
+          <w:instrText xml:space="preserve"> PAGEREF _Toc208493118 \h </w:instrText>
         </w:r>
         <w:r>
           <w:rPr>
@@ -922,13 +780,13 @@
           <w14:ligatures w14:val="standardContextual"/>
         </w:rPr>
       </w:pPr>
-      <w:hyperlink w:anchor="_Toc195791715" w:history="1">
+      <w:hyperlink w:anchor="_Toc208493119" w:history="1">
         <w:r>
           <w:rPr>
             <w:rStyle w:val="Hyperlink"/>
             <w:noProof/>
           </w:rPr>
-          <w:t>Appendix A - Document Information</w:t>
+          <w:t>Programme Mission</w:t>
         </w:r>
         <w:r>
           <w:rPr>
@@ -949,7 +807,7 @@
             <w:noProof/>
             <w:webHidden/>
           </w:rPr>
-          <w:instrText xml:space="preserve"> PAGEREF _Toc195791715 \h </w:instrText>
+          <w:instrText xml:space="preserve"> PAGEREF _Toc208493119 \h </w:instrText>
         </w:r>
         <w:r>
           <w:rPr>
@@ -969,7 +827,7 @@
             <w:noProof/>
             <w:webHidden/>
           </w:rPr>
-          <w:t>5</w:t>
+          <w:t>6</w:t>
         </w:r>
         <w:r>
           <w:rPr>
@@ -982,7 +840,7 @@
     </w:p>
     <w:p>
       <w:pPr>
-        <w:pStyle w:val="TOC3"/>
+        <w:pStyle w:val="TOC1"/>
         <w:tabs>
           <w:tab w:val="right" w:leader="dot" w:pos="9514"/>
         </w:tabs>
@@ -994,13 +852,13 @@
           <w14:ligatures w14:val="standardContextual"/>
         </w:rPr>
       </w:pPr>
-      <w:hyperlink w:anchor="_Toc195791716" w:history="1">
+      <w:hyperlink w:anchor="_Toc208493120" w:history="1">
         <w:r>
           <w:rPr>
             <w:rStyle w:val="Hyperlink"/>
             <w:noProof/>
           </w:rPr>
-          <w:t>Versions</w:t>
+          <w:t>Actionable Rationale</w:t>
         </w:r>
         <w:r>
           <w:rPr>
@@ -1021,7 +879,7 @@
             <w:noProof/>
             <w:webHidden/>
           </w:rPr>
-          <w:instrText xml:space="preserve"> PAGEREF _Toc195791716 \h </w:instrText>
+          <w:instrText xml:space="preserve"> PAGEREF _Toc208493120 \h </w:instrText>
         </w:r>
         <w:r>
           <w:rPr>
@@ -1041,7 +899,7 @@
             <w:noProof/>
             <w:webHidden/>
           </w:rPr>
-          <w:t>5</w:t>
+          <w:t>7</w:t>
         </w:r>
         <w:r>
           <w:rPr>
@@ -1054,10 +912,7 @@
     </w:p>
     <w:p>
       <w:pPr>
-        <w:pStyle w:val="TOC3"/>
-        <w:tabs>
-          <w:tab w:val="right" w:leader="dot" w:pos="9514"/>
-        </w:tabs>
+        <w:pStyle w:val="TOC2"/>
         <w:rPr>
           <w:rFonts w:asciiTheme="minorHAnsi" w:eastAsiaTheme="minorEastAsia" w:hAnsiTheme="minorHAnsi" w:cstheme="minorBidi"/>
           <w:noProof/>
@@ -1066,13 +921,13 @@
           <w14:ligatures w14:val="standardContextual"/>
         </w:rPr>
       </w:pPr>
-      <w:hyperlink w:anchor="_Toc195791717" w:history="1">
+      <w:hyperlink w:anchor="_Toc208493121" w:history="1">
         <w:r>
           <w:rPr>
             <w:rStyle w:val="Hyperlink"/>
             <w:noProof/>
           </w:rPr>
-          <w:t>Images</w:t>
+          <w:t>Problem Statement</w:t>
         </w:r>
         <w:r>
           <w:rPr>
@@ -1093,7 +948,7 @@
             <w:noProof/>
             <w:webHidden/>
           </w:rPr>
-          <w:instrText xml:space="preserve"> PAGEREF _Toc195791717 \h </w:instrText>
+          <w:instrText xml:space="preserve"> PAGEREF _Toc208493121 \h </w:instrText>
         </w:r>
         <w:r>
           <w:rPr>
@@ -1113,7 +968,7 @@
             <w:noProof/>
             <w:webHidden/>
           </w:rPr>
-          <w:t>5</w:t>
+          <w:t>7</w:t>
         </w:r>
         <w:r>
           <w:rPr>
@@ -1126,10 +981,7 @@
     </w:p>
     <w:p>
       <w:pPr>
-        <w:pStyle w:val="TOC3"/>
-        <w:tabs>
-          <w:tab w:val="right" w:leader="dot" w:pos="9514"/>
-        </w:tabs>
+        <w:pStyle w:val="TOC2"/>
         <w:rPr>
           <w:rFonts w:asciiTheme="minorHAnsi" w:eastAsiaTheme="minorEastAsia" w:hAnsiTheme="minorHAnsi" w:cstheme="minorBidi"/>
           <w:noProof/>
@@ -1138,13 +990,13 @@
           <w14:ligatures w14:val="standardContextual"/>
         </w:rPr>
       </w:pPr>
-      <w:hyperlink w:anchor="_Toc195791718" w:history="1">
+      <w:hyperlink w:anchor="_Toc208493122" w:history="1">
         <w:r>
           <w:rPr>
             <w:rStyle w:val="Hyperlink"/>
             <w:noProof/>
           </w:rPr>
-          <w:t>Tables</w:t>
+          <w:t>Purpose</w:t>
         </w:r>
         <w:r>
           <w:rPr>
@@ -1165,7 +1017,7 @@
             <w:noProof/>
             <w:webHidden/>
           </w:rPr>
-          <w:instrText xml:space="preserve"> PAGEREF _Toc195791718 \h </w:instrText>
+          <w:instrText xml:space="preserve"> PAGEREF _Toc208493122 \h </w:instrText>
         </w:r>
         <w:r>
           <w:rPr>
@@ -1185,7 +1037,7 @@
             <w:noProof/>
             <w:webHidden/>
           </w:rPr>
-          <w:t>5</w:t>
+          <w:t>8</w:t>
         </w:r>
         <w:r>
           <w:rPr>
@@ -1198,10 +1050,7 @@
     </w:p>
     <w:p>
       <w:pPr>
-        <w:pStyle w:val="TOC3"/>
-        <w:tabs>
-          <w:tab w:val="right" w:leader="dot" w:pos="9514"/>
-        </w:tabs>
+        <w:pStyle w:val="TOC2"/>
         <w:rPr>
           <w:rFonts w:asciiTheme="minorHAnsi" w:eastAsiaTheme="minorEastAsia" w:hAnsiTheme="minorHAnsi" w:cstheme="minorBidi"/>
           <w:noProof/>
@@ -1210,13 +1059,13 @@
           <w14:ligatures w14:val="standardContextual"/>
         </w:rPr>
       </w:pPr>
-      <w:hyperlink w:anchor="_Toc195791719" w:history="1">
+      <w:hyperlink w:anchor="_Toc208493123" w:history="1">
         <w:r>
           <w:rPr>
             <w:rStyle w:val="Hyperlink"/>
             <w:noProof/>
           </w:rPr>
-          <w:t>References</w:t>
+          <w:t>Value Proposition</w:t>
         </w:r>
         <w:r>
           <w:rPr>
@@ -1237,7 +1086,7 @@
             <w:noProof/>
             <w:webHidden/>
           </w:rPr>
-          <w:instrText xml:space="preserve"> PAGEREF _Toc195791719 \h </w:instrText>
+          <w:instrText xml:space="preserve"> PAGEREF _Toc208493123 \h </w:instrText>
         </w:r>
         <w:r>
           <w:rPr>
@@ -1257,7 +1106,7 @@
             <w:noProof/>
             <w:webHidden/>
           </w:rPr>
-          <w:t>5</w:t>
+          <w:t>9</w:t>
         </w:r>
         <w:r>
           <w:rPr>
@@ -1270,7 +1119,7 @@
     </w:p>
     <w:p>
       <w:pPr>
-        <w:pStyle w:val="TOC3"/>
+        <w:pStyle w:val="TOC1"/>
         <w:tabs>
           <w:tab w:val="right" w:leader="dot" w:pos="9514"/>
         </w:tabs>
@@ -1282,13 +1131,13 @@
           <w14:ligatures w14:val="standardContextual"/>
         </w:rPr>
       </w:pPr>
-      <w:hyperlink w:anchor="_Toc195791720" w:history="1">
+      <w:hyperlink w:anchor="_Toc208493124" w:history="1">
         <w:r>
           <w:rPr>
             <w:rStyle w:val="Hyperlink"/>
             <w:noProof/>
           </w:rPr>
-          <w:t>Review Distribution</w:t>
+          <w:t>Appendices</w:t>
         </w:r>
         <w:r>
           <w:rPr>
@@ -1309,7 +1158,7 @@
             <w:noProof/>
             <w:webHidden/>
           </w:rPr>
-          <w:instrText xml:space="preserve"> PAGEREF _Toc195791720 \h </w:instrText>
+          <w:instrText xml:space="preserve"> PAGEREF _Toc208493124 \h </w:instrText>
         </w:r>
         <w:r>
           <w:rPr>
@@ -1329,7 +1178,7 @@
             <w:noProof/>
             <w:webHidden/>
           </w:rPr>
-          <w:t>5</w:t>
+          <w:t>11</w:t>
         </w:r>
         <w:r>
           <w:rPr>
@@ -1342,10 +1191,7 @@
     </w:p>
     <w:p>
       <w:pPr>
-        <w:pStyle w:val="TOC3"/>
-        <w:tabs>
-          <w:tab w:val="right" w:leader="dot" w:pos="9514"/>
-        </w:tabs>
+        <w:pStyle w:val="TOC2"/>
         <w:rPr>
           <w:rFonts w:asciiTheme="minorHAnsi" w:eastAsiaTheme="minorEastAsia" w:hAnsiTheme="minorHAnsi" w:cstheme="minorBidi"/>
           <w:noProof/>
@@ -1354,13 +1200,13 @@
           <w14:ligatures w14:val="standardContextual"/>
         </w:rPr>
       </w:pPr>
-      <w:hyperlink w:anchor="_Toc195791721" w:history="1">
+      <w:hyperlink w:anchor="_Toc208493125" w:history="1">
         <w:r>
           <w:rPr>
             <w:rStyle w:val="Hyperlink"/>
             <w:noProof/>
           </w:rPr>
-          <w:t>Audience</w:t>
+          <w:t>Appendix A - Document Information</w:t>
         </w:r>
         <w:r>
           <w:rPr>
@@ -1381,7 +1227,7 @@
             <w:noProof/>
             <w:webHidden/>
           </w:rPr>
-          <w:instrText xml:space="preserve"> PAGEREF _Toc195791721 \h </w:instrText>
+          <w:instrText xml:space="preserve"> PAGEREF _Toc208493125 \h </w:instrText>
         </w:r>
         <w:r>
           <w:rPr>
@@ -1401,7 +1247,7 @@
             <w:noProof/>
             <w:webHidden/>
           </w:rPr>
-          <w:t>5</w:t>
+          <w:t>11</w:t>
         </w:r>
         <w:r>
           <w:rPr>
@@ -1426,13 +1272,13 @@
           <w14:ligatures w14:val="standardContextual"/>
         </w:rPr>
       </w:pPr>
-      <w:hyperlink w:anchor="_Toc195791722" w:history="1">
+      <w:hyperlink w:anchor="_Toc208493126" w:history="1">
         <w:r>
           <w:rPr>
             <w:rStyle w:val="Hyperlink"/>
             <w:noProof/>
           </w:rPr>
-          <w:t>Structure</w:t>
+          <w:t>Versions</w:t>
         </w:r>
         <w:r>
           <w:rPr>
@@ -1453,7 +1299,7 @@
             <w:noProof/>
             <w:webHidden/>
           </w:rPr>
-          <w:instrText xml:space="preserve"> PAGEREF _Toc195791722 \h </w:instrText>
+          <w:instrText xml:space="preserve"> PAGEREF _Toc208493126 \h </w:instrText>
         </w:r>
         <w:r>
           <w:rPr>
@@ -1473,7 +1319,7 @@
             <w:noProof/>
             <w:webHidden/>
           </w:rPr>
-          <w:t>5</w:t>
+          <w:t>11</w:t>
         </w:r>
         <w:r>
           <w:rPr>
@@ -1498,13 +1344,13 @@
           <w14:ligatures w14:val="standardContextual"/>
         </w:rPr>
       </w:pPr>
-      <w:hyperlink w:anchor="_Toc195791723" w:history="1">
+      <w:hyperlink w:anchor="_Toc208493127" w:history="1">
         <w:r>
           <w:rPr>
             <w:rStyle w:val="Hyperlink"/>
             <w:noProof/>
           </w:rPr>
-          <w:t>Diagrams</w:t>
+          <w:t>Images</w:t>
         </w:r>
         <w:r>
           <w:rPr>
@@ -1525,7 +1371,7 @@
             <w:noProof/>
             <w:webHidden/>
           </w:rPr>
-          <w:instrText xml:space="preserve"> PAGEREF _Toc195791723 \h </w:instrText>
+          <w:instrText xml:space="preserve"> PAGEREF _Toc208493127 \h </w:instrText>
         </w:r>
         <w:r>
           <w:rPr>
@@ -1545,7 +1391,7 @@
             <w:noProof/>
             <w:webHidden/>
           </w:rPr>
-          <w:t>6</w:t>
+          <w:t>11</w:t>
         </w:r>
         <w:r>
           <w:rPr>
@@ -1570,13 +1416,13 @@
           <w14:ligatures w14:val="standardContextual"/>
         </w:rPr>
       </w:pPr>
-      <w:hyperlink w:anchor="_Toc195791724" w:history="1">
+      <w:hyperlink w:anchor="_Toc208493128" w:history="1">
         <w:r>
           <w:rPr>
             <w:rStyle w:val="Hyperlink"/>
             <w:noProof/>
           </w:rPr>
-          <w:t>Acronyms</w:t>
+          <w:t>Tables</w:t>
         </w:r>
         <w:r>
           <w:rPr>
@@ -1597,7 +1443,7 @@
             <w:noProof/>
             <w:webHidden/>
           </w:rPr>
-          <w:instrText xml:space="preserve"> PAGEREF _Toc195791724 \h </w:instrText>
+          <w:instrText xml:space="preserve"> PAGEREF _Toc208493128 \h </w:instrText>
         </w:r>
         <w:r>
           <w:rPr>
@@ -1617,7 +1463,7 @@
             <w:noProof/>
             <w:webHidden/>
           </w:rPr>
-          <w:t>6</w:t>
+          <w:t>11</w:t>
         </w:r>
         <w:r>
           <w:rPr>
@@ -1642,12 +1488,444 @@
           <w14:ligatures w14:val="standardContextual"/>
         </w:rPr>
       </w:pPr>
-      <w:hyperlink w:anchor="_Toc195791725" w:history="1">
+      <w:hyperlink w:anchor="_Toc208493129" w:history="1">
         <w:r>
           <w:rPr>
             <w:rStyle w:val="Hyperlink"/>
             <w:noProof/>
           </w:rPr>
+          <w:t>References</w:t>
+        </w:r>
+        <w:r>
+          <w:rPr>
+            <w:noProof/>
+            <w:webHidden/>
+          </w:rPr>
+          <w:tab/>
+        </w:r>
+        <w:r>
+          <w:rPr>
+            <w:noProof/>
+            <w:webHidden/>
+          </w:rPr>
+          <w:fldChar w:fldCharType="begin"/>
+        </w:r>
+        <w:r>
+          <w:rPr>
+            <w:noProof/>
+            <w:webHidden/>
+          </w:rPr>
+          <w:instrText xml:space="preserve"> PAGEREF _Toc208493129 \h </w:instrText>
+        </w:r>
+        <w:r>
+          <w:rPr>
+            <w:noProof/>
+            <w:webHidden/>
+          </w:rPr>
+        </w:r>
+        <w:r>
+          <w:rPr>
+            <w:noProof/>
+            <w:webHidden/>
+          </w:rPr>
+          <w:fldChar w:fldCharType="separate"/>
+        </w:r>
+        <w:r>
+          <w:rPr>
+            <w:noProof/>
+            <w:webHidden/>
+          </w:rPr>
+          <w:t>11</w:t>
+        </w:r>
+        <w:r>
+          <w:rPr>
+            <w:noProof/>
+            <w:webHidden/>
+          </w:rPr>
+          <w:fldChar w:fldCharType="end"/>
+        </w:r>
+      </w:hyperlink>
+    </w:p>
+    <w:p>
+      <w:pPr>
+        <w:pStyle w:val="TOC3"/>
+        <w:tabs>
+          <w:tab w:val="right" w:leader="dot" w:pos="9514"/>
+        </w:tabs>
+        <w:rPr>
+          <w:rFonts w:asciiTheme="minorHAnsi" w:eastAsiaTheme="minorEastAsia" w:hAnsiTheme="minorHAnsi" w:cstheme="minorBidi"/>
+          <w:noProof/>
+          <w:kern w:val="2"/>
+          <w:lang w:eastAsia="en-NZ"/>
+          <w14:ligatures w14:val="standardContextual"/>
+        </w:rPr>
+      </w:pPr>
+      <w:hyperlink w:anchor="_Toc208493130" w:history="1">
+        <w:r>
+          <w:rPr>
+            <w:rStyle w:val="Hyperlink"/>
+            <w:noProof/>
+          </w:rPr>
+          <w:t>Review Distribution</w:t>
+        </w:r>
+        <w:r>
+          <w:rPr>
+            <w:noProof/>
+            <w:webHidden/>
+          </w:rPr>
+          <w:tab/>
+        </w:r>
+        <w:r>
+          <w:rPr>
+            <w:noProof/>
+            <w:webHidden/>
+          </w:rPr>
+          <w:fldChar w:fldCharType="begin"/>
+        </w:r>
+        <w:r>
+          <w:rPr>
+            <w:noProof/>
+            <w:webHidden/>
+          </w:rPr>
+          <w:instrText xml:space="preserve"> PAGEREF _Toc208493130 \h </w:instrText>
+        </w:r>
+        <w:r>
+          <w:rPr>
+            <w:noProof/>
+            <w:webHidden/>
+          </w:rPr>
+        </w:r>
+        <w:r>
+          <w:rPr>
+            <w:noProof/>
+            <w:webHidden/>
+          </w:rPr>
+          <w:fldChar w:fldCharType="separate"/>
+        </w:r>
+        <w:r>
+          <w:rPr>
+            <w:noProof/>
+            <w:webHidden/>
+          </w:rPr>
+          <w:t>11</w:t>
+        </w:r>
+        <w:r>
+          <w:rPr>
+            <w:noProof/>
+            <w:webHidden/>
+          </w:rPr>
+          <w:fldChar w:fldCharType="end"/>
+        </w:r>
+      </w:hyperlink>
+    </w:p>
+    <w:p>
+      <w:pPr>
+        <w:pStyle w:val="TOC3"/>
+        <w:tabs>
+          <w:tab w:val="right" w:leader="dot" w:pos="9514"/>
+        </w:tabs>
+        <w:rPr>
+          <w:rFonts w:asciiTheme="minorHAnsi" w:eastAsiaTheme="minorEastAsia" w:hAnsiTheme="minorHAnsi" w:cstheme="minorBidi"/>
+          <w:noProof/>
+          <w:kern w:val="2"/>
+          <w:lang w:eastAsia="en-NZ"/>
+          <w14:ligatures w14:val="standardContextual"/>
+        </w:rPr>
+      </w:pPr>
+      <w:hyperlink w:anchor="_Toc208493131" w:history="1">
+        <w:r>
+          <w:rPr>
+            <w:rStyle w:val="Hyperlink"/>
+            <w:noProof/>
+          </w:rPr>
+          <w:t>Audience</w:t>
+        </w:r>
+        <w:r>
+          <w:rPr>
+            <w:noProof/>
+            <w:webHidden/>
+          </w:rPr>
+          <w:tab/>
+        </w:r>
+        <w:r>
+          <w:rPr>
+            <w:noProof/>
+            <w:webHidden/>
+          </w:rPr>
+          <w:fldChar w:fldCharType="begin"/>
+        </w:r>
+        <w:r>
+          <w:rPr>
+            <w:noProof/>
+            <w:webHidden/>
+          </w:rPr>
+          <w:instrText xml:space="preserve"> PAGEREF _Toc208493131 \h </w:instrText>
+        </w:r>
+        <w:r>
+          <w:rPr>
+            <w:noProof/>
+            <w:webHidden/>
+          </w:rPr>
+        </w:r>
+        <w:r>
+          <w:rPr>
+            <w:noProof/>
+            <w:webHidden/>
+          </w:rPr>
+          <w:fldChar w:fldCharType="separate"/>
+        </w:r>
+        <w:r>
+          <w:rPr>
+            <w:noProof/>
+            <w:webHidden/>
+          </w:rPr>
+          <w:t>11</w:t>
+        </w:r>
+        <w:r>
+          <w:rPr>
+            <w:noProof/>
+            <w:webHidden/>
+          </w:rPr>
+          <w:fldChar w:fldCharType="end"/>
+        </w:r>
+      </w:hyperlink>
+    </w:p>
+    <w:p>
+      <w:pPr>
+        <w:pStyle w:val="TOC3"/>
+        <w:tabs>
+          <w:tab w:val="right" w:leader="dot" w:pos="9514"/>
+        </w:tabs>
+        <w:rPr>
+          <w:rFonts w:asciiTheme="minorHAnsi" w:eastAsiaTheme="minorEastAsia" w:hAnsiTheme="minorHAnsi" w:cstheme="minorBidi"/>
+          <w:noProof/>
+          <w:kern w:val="2"/>
+          <w:lang w:eastAsia="en-NZ"/>
+          <w14:ligatures w14:val="standardContextual"/>
+        </w:rPr>
+      </w:pPr>
+      <w:hyperlink w:anchor="_Toc208493132" w:history="1">
+        <w:r>
+          <w:rPr>
+            <w:rStyle w:val="Hyperlink"/>
+            <w:noProof/>
+          </w:rPr>
+          <w:t>Structure</w:t>
+        </w:r>
+        <w:r>
+          <w:rPr>
+            <w:noProof/>
+            <w:webHidden/>
+          </w:rPr>
+          <w:tab/>
+        </w:r>
+        <w:r>
+          <w:rPr>
+            <w:noProof/>
+            <w:webHidden/>
+          </w:rPr>
+          <w:fldChar w:fldCharType="begin"/>
+        </w:r>
+        <w:r>
+          <w:rPr>
+            <w:noProof/>
+            <w:webHidden/>
+          </w:rPr>
+          <w:instrText xml:space="preserve"> PAGEREF _Toc208493132 \h </w:instrText>
+        </w:r>
+        <w:r>
+          <w:rPr>
+            <w:noProof/>
+            <w:webHidden/>
+          </w:rPr>
+        </w:r>
+        <w:r>
+          <w:rPr>
+            <w:noProof/>
+            <w:webHidden/>
+          </w:rPr>
+          <w:fldChar w:fldCharType="separate"/>
+        </w:r>
+        <w:r>
+          <w:rPr>
+            <w:noProof/>
+            <w:webHidden/>
+          </w:rPr>
+          <w:t>11</w:t>
+        </w:r>
+        <w:r>
+          <w:rPr>
+            <w:noProof/>
+            <w:webHidden/>
+          </w:rPr>
+          <w:fldChar w:fldCharType="end"/>
+        </w:r>
+      </w:hyperlink>
+    </w:p>
+    <w:p>
+      <w:pPr>
+        <w:pStyle w:val="TOC3"/>
+        <w:tabs>
+          <w:tab w:val="right" w:leader="dot" w:pos="9514"/>
+        </w:tabs>
+        <w:rPr>
+          <w:rFonts w:asciiTheme="minorHAnsi" w:eastAsiaTheme="minorEastAsia" w:hAnsiTheme="minorHAnsi" w:cstheme="minorBidi"/>
+          <w:noProof/>
+          <w:kern w:val="2"/>
+          <w:lang w:eastAsia="en-NZ"/>
+          <w14:ligatures w14:val="standardContextual"/>
+        </w:rPr>
+      </w:pPr>
+      <w:hyperlink w:anchor="_Toc208493133" w:history="1">
+        <w:r>
+          <w:rPr>
+            <w:rStyle w:val="Hyperlink"/>
+            <w:noProof/>
+          </w:rPr>
+          <w:t>Diagrams</w:t>
+        </w:r>
+        <w:r>
+          <w:rPr>
+            <w:noProof/>
+            <w:webHidden/>
+          </w:rPr>
+          <w:tab/>
+        </w:r>
+        <w:r>
+          <w:rPr>
+            <w:noProof/>
+            <w:webHidden/>
+          </w:rPr>
+          <w:fldChar w:fldCharType="begin"/>
+        </w:r>
+        <w:r>
+          <w:rPr>
+            <w:noProof/>
+            <w:webHidden/>
+          </w:rPr>
+          <w:instrText xml:space="preserve"> PAGEREF _Toc208493133 \h </w:instrText>
+        </w:r>
+        <w:r>
+          <w:rPr>
+            <w:noProof/>
+            <w:webHidden/>
+          </w:rPr>
+        </w:r>
+        <w:r>
+          <w:rPr>
+            <w:noProof/>
+            <w:webHidden/>
+          </w:rPr>
+          <w:fldChar w:fldCharType="separate"/>
+        </w:r>
+        <w:r>
+          <w:rPr>
+            <w:noProof/>
+            <w:webHidden/>
+          </w:rPr>
+          <w:t>12</w:t>
+        </w:r>
+        <w:r>
+          <w:rPr>
+            <w:noProof/>
+            <w:webHidden/>
+          </w:rPr>
+          <w:fldChar w:fldCharType="end"/>
+        </w:r>
+      </w:hyperlink>
+    </w:p>
+    <w:p>
+      <w:pPr>
+        <w:pStyle w:val="TOC3"/>
+        <w:tabs>
+          <w:tab w:val="right" w:leader="dot" w:pos="9514"/>
+        </w:tabs>
+        <w:rPr>
+          <w:rFonts w:asciiTheme="minorHAnsi" w:eastAsiaTheme="minorEastAsia" w:hAnsiTheme="minorHAnsi" w:cstheme="minorBidi"/>
+          <w:noProof/>
+          <w:kern w:val="2"/>
+          <w:lang w:eastAsia="en-NZ"/>
+          <w14:ligatures w14:val="standardContextual"/>
+        </w:rPr>
+      </w:pPr>
+      <w:hyperlink w:anchor="_Toc208493134" w:history="1">
+        <w:r>
+          <w:rPr>
+            <w:rStyle w:val="Hyperlink"/>
+            <w:noProof/>
+          </w:rPr>
+          <w:t>Acronyms</w:t>
+        </w:r>
+        <w:r>
+          <w:rPr>
+            <w:noProof/>
+            <w:webHidden/>
+          </w:rPr>
+          <w:tab/>
+        </w:r>
+        <w:r>
+          <w:rPr>
+            <w:noProof/>
+            <w:webHidden/>
+          </w:rPr>
+          <w:fldChar w:fldCharType="begin"/>
+        </w:r>
+        <w:r>
+          <w:rPr>
+            <w:noProof/>
+            <w:webHidden/>
+          </w:rPr>
+          <w:instrText xml:space="preserve"> PAGEREF _Toc208493134 \h </w:instrText>
+        </w:r>
+        <w:r>
+          <w:rPr>
+            <w:noProof/>
+            <w:webHidden/>
+          </w:rPr>
+        </w:r>
+        <w:r>
+          <w:rPr>
+            <w:noProof/>
+            <w:webHidden/>
+          </w:rPr>
+          <w:fldChar w:fldCharType="separate"/>
+        </w:r>
+        <w:r>
+          <w:rPr>
+            <w:noProof/>
+            <w:webHidden/>
+          </w:rPr>
+          <w:t>12</w:t>
+        </w:r>
+        <w:r>
+          <w:rPr>
+            <w:noProof/>
+            <w:webHidden/>
+          </w:rPr>
+          <w:fldChar w:fldCharType="end"/>
+        </w:r>
+      </w:hyperlink>
+    </w:p>
+    <w:p>
+      <w:pPr>
+        <w:pStyle w:val="TOC3"/>
+        <w:tabs>
+          <w:tab w:val="right" w:leader="dot" w:pos="9514"/>
+        </w:tabs>
+        <w:rPr>
+          <w:rFonts w:asciiTheme="minorHAnsi" w:eastAsiaTheme="minorEastAsia" w:hAnsiTheme="minorHAnsi" w:cstheme="minorBidi"/>
+          <w:noProof/>
+          <w:kern w:val="2"/>
+          <w:lang w:eastAsia="en-NZ"/>
+          <w14:ligatures w14:val="standardContextual"/>
+        </w:rPr>
+      </w:pPr>
+      <w:hyperlink w:anchor="_Toc208493135" w:history="1">
+        <w:r>
+          <w:rPr>
+            <w:rStyle w:val="Hyperlink"/>
+            <w:noProof/>
+          </w:rPr>
           <w:t>Terms</w:t>
         </w:r>
         <w:r>
@@ -1669,7 +1947,7 @@
             <w:noProof/>
             <w:webHidden/>
           </w:rPr>
-          <w:instrText xml:space="preserve"> PAGEREF _Toc195791725 \h </w:instrText>
+          <w:instrText xml:space="preserve"> PAGEREF _Toc208493135 \h </w:instrText>
         </w:r>
         <w:r>
           <w:rPr>
@@ -1689,7 +1967,7 @@
             <w:noProof/>
             <w:webHidden/>
           </w:rPr>
-          <w:t>6</w:t>
+          <w:t>12</w:t>
         </w:r>
         <w:r>
           <w:rPr>
@@ -1730,9 +2008,22 @@
       <w:pPr>
         <w:pStyle w:val="Heading1"/>
       </w:pPr>
-      <w:bookmarkStart w:id="4" w:name="_Toc195791707"/>
+      <w:bookmarkStart w:id="4" w:name="_Toc208493113"/>
       <w:r>
         <w:lastRenderedPageBreak/>
+        <w:t>Summary</w:t>
+      </w:r>
+    </w:p>
+    <w:p>
+      <w:pPr>
+        <w:pStyle w:val="BodyText"/>
+      </w:pPr>
+    </w:p>
+    <w:p>
+      <w:pPr>
+        <w:pStyle w:val="Heading1"/>
+      </w:pPr>
+      <w:r>
         <w:t>Introduction</w:t>
       </w:r>
       <w:bookmarkEnd w:id="4"/>
@@ -1758,13 +2049,10 @@
         <w:pStyle w:val="Heading1"/>
       </w:pPr>
       <w:bookmarkStart w:id="5" w:name="Location_DocumentIndex"/>
-      <w:bookmarkStart w:id="6" w:name="_Toc195791708"/>
+      <w:bookmarkStart w:id="6" w:name="_Toc208493116"/>
       <w:bookmarkEnd w:id="5"/>
       <w:r>
-        <w:t xml:space="preserve">Document </w:t>
-      </w:r>
-      <w:r>
-        <w:t>Background</w:t>
+        <w:t>Strategic Intent</w:t>
       </w:r>
       <w:bookmarkEnd w:id="6"/>
     </w:p>
@@ -1773,62 +2061,34 @@
         <w:pStyle w:val="BodyText"/>
       </w:pPr>
       <w:r>
-        <w:t xml:space="preserve">This document was developed to provide enduring reference material in support of ongoing programmes and system initiatives. It builds on prior analysis and aims to consolidate foundational </w:t>
+        <w:t xml:space="preserve">This section defines the long-range intent of an organisation and its programmes. It begins with the Vision—a broad aspirational view of a better future—then grounds that direction in the Organisation Mission and Programme Mission. These components provide consistency, purpose, and alignment across evolving projects and roles. Strategic Intent helps prevent short-termism and platform-led thinking by </w:t>
       </w:r>
       <w:proofErr w:type="gramStart"/>
       <w:r>
-        <w:t>concepts</w:t>
+        <w:t>maintaining</w:t>
       </w:r>
       <w:proofErr w:type="gramEnd"/>
       <w:r>
-        <w:t xml:space="preserve"> so they do not need to be repeated in future work.</w:t>
-      </w:r>
-      <w:r>
-        <w:br/>
-        <w:t>While not directed by a single initiative, the document supports long-term alignment across programmes through the consistent use of terms, structures, and framing.</w:t>
-      </w:r>
-    </w:p>
-    <w:p>
-      <w:pPr>
-        <w:pStyle w:val="BodyText"/>
-      </w:pPr>
-    </w:p>
-    <w:p>
-      <w:pPr>
-        <w:pStyle w:val="Heading1"/>
-      </w:pPr>
-      <w:r>
-        <w:t>Context</w:t>
-      </w:r>
-    </w:p>
-    <w:p>
-      <w:pPr>
-        <w:pStyle w:val="Heading1"/>
-      </w:pPr>
-      <w:r>
-        <w:t>Strategic Intent</w:t>
-      </w:r>
-    </w:p>
-    <w:p>
-      <w:pPr>
-        <w:pStyle w:val="BodyText"/>
-      </w:pPr>
-      <w:r>
-        <w:t>This section defines the long-range intent of an organisation and its programmes. It begins with the Vision—a broad aspirational view of a better future—then grounds that direction in the Organisation Mission and Programme Mission. These components provide consistency, purpose, and alignment across evolving projects and roles. Strategic Intent helps prevent short-termism and platform-led thinking by maintaining focus on what the organisation is ultimately here to enable.</w:t>
-      </w:r>
-    </w:p>
-    <w:p>
-      <w:pPr>
-        <w:pStyle w:val="BodyText"/>
-      </w:pPr>
+        <w:t xml:space="preserve"> focus on what the organisation is </w:t>
+      </w:r>
+      <w:proofErr w:type="gramStart"/>
+      <w:r>
+        <w:t>ultimately here</w:t>
+      </w:r>
+      <w:proofErr w:type="gramEnd"/>
+      <w:r>
+        <w:t xml:space="preserve"> to enable.</w:t>
+      </w:r>
     </w:p>
     <w:p>
       <w:pPr>
         <w:pStyle w:val="Heading2"/>
       </w:pPr>
+      <w:bookmarkStart w:id="7" w:name="_Toc208493117"/>
       <w:r>
         <w:t>Vision</w:t>
       </w:r>
+      <w:bookmarkEnd w:id="7"/>
     </w:p>
     <w:p>
       <w:r>
@@ -1845,39 +2105,39 @@
     </w:p>
     <w:p>
       <w:r>
-        <w:t xml:space="preserve">Vision operates almost like a primary principle: it does not prescribe implementation but defines the kind of world the organisation intends to help bring about. It is directional, not </w:t>
+        <w:t>Vision operates almost like a primary principle: it does not prescribe implementation but defines the kind of world the organisation intends to help bring about. It is directional, not operational. A strong Vision ensures alignment across changing leadership, technologies, or delivery approaches.</w:t>
+      </w:r>
+    </w:p>
+    <w:p>
+      <w:r>
+        <w:t>A meaningful Vision depends on a general understanding of the organisation’s core mandate and purpose. It benefits significantly from early engagement with leadership or trusted sector voices, especially when aiming for alignment across diverse programmes or stakeholder groups.</w:t>
+      </w:r>
+    </w:p>
+    <w:p>
+      <w:r>
+        <w:t xml:space="preserve">A clearly articulated Vision </w:t>
+      </w:r>
+      <w:r>
+        <w:t xml:space="preserve">grounds </w:t>
+      </w:r>
+      <w:r>
+        <w:t>the basis for downstream framing of the Organisation and</w:t>
+      </w:r>
+      <w:r>
+        <w:t xml:space="preserve"> </w:t>
+      </w:r>
+      <w:r>
+        <w:t>Programme Missions</w:t>
+      </w:r>
+      <w:r>
+        <w:t xml:space="preserve"> and all downstream rationales for actions</w:t>
+      </w:r>
+      <w:r>
+        <w:t xml:space="preserve">. It provides a </w:t>
       </w:r>
       <w:r>
         <w:lastRenderedPageBreak/>
-        <w:t>operational. A strong Vision ensures alignment across changing leadership, technologies, or delivery approaches.</w:t>
-      </w:r>
-    </w:p>
-    <w:p>
-      <w:r>
-        <w:t>A meaningful Vision depends on a general understanding of the organisation’s core mandate and purpose. It benefits significantly from early engagement with leadership or trusted sector voices, especially when aiming for alignment across diverse programmes or stakeholder groups.</w:t>
-      </w:r>
-    </w:p>
-    <w:p>
-      <w:r>
-        <w:t xml:space="preserve">A clearly articulated Vision </w:t>
-      </w:r>
-      <w:r>
-        <w:t xml:space="preserve">grounds </w:t>
-      </w:r>
-      <w:r>
-        <w:t>the basis for downstream framing of the Organisation and</w:t>
-      </w:r>
-      <w:r>
-        <w:t xml:space="preserve"> </w:t>
-      </w:r>
-      <w:r>
-        <w:t>Programme Missions</w:t>
-      </w:r>
-      <w:r>
-        <w:t xml:space="preserve"> and all downstream rationales for actions</w:t>
-      </w:r>
-      <w:r>
-        <w:t xml:space="preserve">. It provides a reference point for </w:t>
+        <w:t xml:space="preserve">reference point for </w:t>
       </w:r>
       <w:r>
         <w:t xml:space="preserve">then </w:t>
@@ -1896,7 +2156,23 @@
       </w:r>
       <w:proofErr w:type="gramEnd"/>
       <w:r>
-        <w:t>, methodology, or product—remaining agnostic to implementation paths.</w:t>
+        <w:t xml:space="preserve">, </w:t>
+      </w:r>
+      <w:proofErr w:type="gramStart"/>
+      <w:r>
+        <w:t>methodology</w:t>
+      </w:r>
+      <w:proofErr w:type="gramEnd"/>
+      <w:r>
+        <w:t>, or product—</w:t>
+      </w:r>
+      <w:proofErr w:type="gramStart"/>
+      <w:r>
+        <w:t>remaining</w:t>
+      </w:r>
+      <w:proofErr w:type="gramEnd"/>
+      <w:r>
+        <w:t xml:space="preserve"> agnostic to implementation paths.</w:t>
       </w:r>
     </w:p>
     <w:p>
@@ -2028,7 +2304,6 @@
         <w:t>decisions."</w:t>
       </w:r>
     </w:p>
-    <w:p/>
     <w:p>
       <w:r>
         <w:t>The first three illustrate common pitfalls: being too general, too vague, or too ungrounded. The final three are stronger examples, demonstrating how a Vision can be sector-specific, contextualised, and aligned with the broader direction of integration and interoperability efforts.</w:t>
@@ -2038,23 +2313,25 @@
       <w:pPr>
         <w:pStyle w:val="Heading2"/>
       </w:pPr>
+      <w:bookmarkStart w:id="8" w:name="_Toc208493118"/>
+      <w:r>
+        <w:t>Organisation Mission</w:t>
+      </w:r>
+      <w:bookmarkEnd w:id="8"/>
+    </w:p>
+    <w:p>
+      <w:r>
+        <w:t>An Organisation Mission statement describes the ongoing role, mandate, and commitment of the whole organisation, often derived from its legal, sectoral, or social purpose. It tends to remain constant across changes in leadership or structure.</w:t>
+      </w:r>
+    </w:p>
+    <w:p>
+      <w:r>
+        <w:t>The Organisation Mission depends on a clearly articulated Vision to establish directional clarity and long-term aspirations. It must also be anchored in statutory, legal, or sector-specific mandates that give it authority and legitimacy.</w:t>
+      </w:r>
+    </w:p>
+    <w:p>
       <w:r>
         <w:lastRenderedPageBreak/>
-        <w:t>Organisation Mission</w:t>
-      </w:r>
-    </w:p>
-    <w:p>
-      <w:r>
-        <w:t>An Organisation Mission statement describes the ongoing role, mandate, and commitment of the whole organisation, often derived from its legal, sectoral, or social purpose. It tends to remain constant across changes in leadership or structure.</w:t>
-      </w:r>
-    </w:p>
-    <w:p>
-      <w:r>
-        <w:t>The Organisation Mission depends on a clearly articulated Vision to establish directional clarity and long-term aspirations. It must also be anchored in statutory, legal, or sector-specific mandates that give it authority and legitimacy.</w:t>
-      </w:r>
-    </w:p>
-    <w:p>
-      <w:r>
         <w:t xml:space="preserve">A well-defined Organisation Mission </w:t>
       </w:r>
       <w:r>
@@ -2101,6 +2378,11 @@
           <w:ilvl w:val="0"/>
           <w:numId w:val="119"/>
         </w:numPr>
+        <w:tabs>
+          <w:tab w:val="clear" w:pos="720"/>
+          <w:tab w:val="num" w:pos="360"/>
+        </w:tabs>
+        <w:ind w:left="360"/>
       </w:pPr>
       <w:r>
         <w:t>Vague: "To make education better for everyone."</w:t>
@@ -2112,6 +2394,11 @@
           <w:ilvl w:val="0"/>
           <w:numId w:val="119"/>
         </w:numPr>
+        <w:tabs>
+          <w:tab w:val="clear" w:pos="720"/>
+          <w:tab w:val="num" w:pos="360"/>
+        </w:tabs>
+        <w:ind w:left="360"/>
       </w:pPr>
       <w:r>
         <w:t>Project-oriented: "To build an online enrolment platform."</w:t>
@@ -2123,6 +2410,11 @@
           <w:ilvl w:val="0"/>
           <w:numId w:val="119"/>
         </w:numPr>
+        <w:tabs>
+          <w:tab w:val="clear" w:pos="720"/>
+          <w:tab w:val="num" w:pos="360"/>
+        </w:tabs>
+        <w:ind w:left="360"/>
       </w:pPr>
       <w:r>
         <w:t>Unanchored: "To become a digital leader in global learning innovation."</w:t>
@@ -2134,6 +2426,11 @@
           <w:ilvl w:val="0"/>
           <w:numId w:val="120"/>
         </w:numPr>
+        <w:tabs>
+          <w:tab w:val="clear" w:pos="720"/>
+          <w:tab w:val="num" w:pos="360"/>
+        </w:tabs>
+        <w:ind w:left="360"/>
       </w:pPr>
       <w:r>
         <w:t>Broad: "To serve and strengthen education outcomes for all New Zealanders."</w:t>
@@ -2145,6 +2442,11 @@
           <w:ilvl w:val="0"/>
           <w:numId w:val="120"/>
         </w:numPr>
+        <w:tabs>
+          <w:tab w:val="clear" w:pos="720"/>
+          <w:tab w:val="num" w:pos="360"/>
+        </w:tabs>
+        <w:ind w:left="360"/>
       </w:pPr>
       <w:r>
         <w:t>Specific and role-anchored: "To steward the equitable distribution of public education funding and ensure all learners are supported."</w:t>
@@ -2156,6 +2458,11 @@
           <w:ilvl w:val="0"/>
           <w:numId w:val="120"/>
         </w:numPr>
+        <w:tabs>
+          <w:tab w:val="clear" w:pos="720"/>
+          <w:tab w:val="num" w:pos="360"/>
+        </w:tabs>
+        <w:ind w:left="360"/>
       </w:pPr>
       <w:r>
         <w:t>Legitimised by mandate: "To maintain national oversight of learner identity, enrolment, and participation across the education sector in support of equitable service delivery.""</w:t>
@@ -2164,46 +2471,55 @@
     <w:p/>
     <w:p>
       <w:r>
-        <w:t>The first three illustrate common pitfalls: being too vague, method-focused, or transient. The final three demonstrate durable, purpose-aligned missions that support long-term programme relevance across evolving projects.</w:t>
+        <w:t xml:space="preserve">The first three illustrate common pitfalls: being too vague, method-focused, or transient. The final three </w:t>
+      </w:r>
+      <w:proofErr w:type="gramStart"/>
+      <w:r>
+        <w:t>demonstrate</w:t>
+      </w:r>
+      <w:proofErr w:type="gramEnd"/>
+      <w:r>
+        <w:t xml:space="preserve"> durable, purpose-aligned missions that support long-term programme relevance across evolving projects.</w:t>
+      </w:r>
+    </w:p>
+    <w:p>
+      <w:pPr>
+        <w:pStyle w:val="Heading2"/>
+      </w:pPr>
+      <w:bookmarkStart w:id="9" w:name="_Toc208493119"/>
+      <w:r>
+        <w:t>Programme Mission</w:t>
+      </w:r>
+      <w:bookmarkEnd w:id="9"/>
+    </w:p>
+    <w:p>
+      <w:r>
+        <w:t>A Programme Mission statement reflects the specific, stable identity of a major initiative within the organisation. It is narrower than the organisation’s mission, but not as specific as a project purpose.</w:t>
+      </w:r>
+    </w:p>
+    <w:p>
+      <w:r>
+        <w:t>A clear Programme Mission depends on direction inherited from the Organisation Mission. It must also align with the programme’s governance structure, intended scope, and longevity to ensure strategic relevance.</w:t>
       </w:r>
     </w:p>
     <w:p/>
     <w:p>
-      <w:pPr>
-        <w:pStyle w:val="Heading2"/>
-      </w:pPr>
       <w:r>
         <w:lastRenderedPageBreak/>
-        <w:t>Programme Mission</w:t>
-      </w:r>
-    </w:p>
-    <w:p>
-      <w:r>
-        <w:t>A Programme Mission statement reflects the specific, stable identity of a major initiative within the organisation. It is narrower than the organisation’s mission, but not as specific as a project purpose.</w:t>
-      </w:r>
-    </w:p>
-    <w:p>
-      <w:r>
-        <w:t>A clear Programme Mission depends on direction inherited from the Organisation Mission. It must also align with the programme’s governance structure, intended scope, and longevity to ensure strategic relevance.</w:t>
-      </w:r>
-    </w:p>
-    <w:p/>
-    <w:p>
-      <w:r>
         <w:t>A well-articulated Programme Mission enables consistent framing of project Purpose statements. It also supports strategic coordination across related workstreams, ensuring coherence between initiatives.</w:t>
       </w:r>
     </w:p>
     <w:p>
       <w:r>
-        <w:t xml:space="preserve">A strong Programme Mission is anchored in the organisation’s mission but tailored to the programme’s scope. It remains relevant over several </w:t>
+        <w:t xml:space="preserve">A strong Programme Mission is anchored in the organisation’s mission but tailored to the programme’s scope. It </w:t>
       </w:r>
       <w:proofErr w:type="gramStart"/>
       <w:r>
-        <w:t>years,</w:t>
+        <w:t>remains</w:t>
       </w:r>
       <w:proofErr w:type="gramEnd"/>
       <w:r>
-        <w:t xml:space="preserve"> even as individual deliverables shift. It makes explicit the programme’s service role in enabling sector outcomes.</w:t>
+        <w:t xml:space="preserve"> relevant over several years, even as individual deliverables shift. It makes explicit the programme’s service role in enabling sector outcomes.</w:t>
       </w:r>
     </w:p>
     <w:p>
@@ -2227,6 +2543,11 @@
           <w:ilvl w:val="0"/>
           <w:numId w:val="121"/>
         </w:numPr>
+        <w:tabs>
+          <w:tab w:val="clear" w:pos="720"/>
+          <w:tab w:val="num" w:pos="360"/>
+        </w:tabs>
+        <w:ind w:left="360"/>
       </w:pPr>
       <w:r>
         <w:t>Vague: "Delivering sector-wide insights."</w:t>
@@ -2238,6 +2559,11 @@
           <w:ilvl w:val="0"/>
           <w:numId w:val="121"/>
         </w:numPr>
+        <w:tabs>
+          <w:tab w:val="clear" w:pos="720"/>
+          <w:tab w:val="num" w:pos="360"/>
+        </w:tabs>
+        <w:ind w:left="360"/>
       </w:pPr>
       <w:r>
         <w:t>Too focused on methods: "Building a database for education analytics."</w:t>
@@ -2249,6 +2575,11 @@
           <w:ilvl w:val="0"/>
           <w:numId w:val="121"/>
         </w:numPr>
+        <w:tabs>
+          <w:tab w:val="clear" w:pos="720"/>
+          <w:tab w:val="num" w:pos="360"/>
+        </w:tabs>
+        <w:ind w:left="360"/>
       </w:pPr>
       <w:r>
         <w:t>Project-centric: "To develop reporting tools for Ministry staff."</w:t>
@@ -2260,6 +2591,11 @@
           <w:ilvl w:val="0"/>
           <w:numId w:val="122"/>
         </w:numPr>
+        <w:tabs>
+          <w:tab w:val="clear" w:pos="720"/>
+          <w:tab w:val="num" w:pos="360"/>
+        </w:tabs>
+        <w:ind w:left="360"/>
       </w:pPr>
       <w:r>
         <w:t>Role-aligned: "To provide a trusted source of operational education data that supports decisions made across learners’ lifespans."</w:t>
@@ -2271,6 +2607,11 @@
           <w:ilvl w:val="0"/>
           <w:numId w:val="122"/>
         </w:numPr>
+        <w:tabs>
+          <w:tab w:val="clear" w:pos="720"/>
+          <w:tab w:val="num" w:pos="360"/>
+        </w:tabs>
+        <w:ind w:left="360"/>
       </w:pPr>
       <w:r>
         <w:t>Sector-anchored: "To coordinate the consistent integration of learner data across education providers in support of timely, effective interventions."</w:t>
@@ -2282,23 +2623,41 @@
           <w:ilvl w:val="0"/>
           <w:numId w:val="122"/>
         </w:numPr>
-      </w:pPr>
+        <w:tabs>
+          <w:tab w:val="clear" w:pos="720"/>
+          <w:tab w:val="num" w:pos="360"/>
+        </w:tabs>
+        <w:ind w:left="360"/>
+      </w:pPr>
+      <w:r>
+        <w:t>Identity-focused: "To maintain a coherent, national-level view of enrolment and participation to inform education policy and operational response."</w:t>
+      </w:r>
+    </w:p>
+    <w:p>
+      <w:r>
+        <w:t>The first three illustrate common pitfalls: being too vague, method-focused, or transient. The final three demonstrate durable, purpose-aligned missions that support long-term programme relevance across evolving projects.</w:t>
+      </w:r>
+    </w:p>
+    <w:p>
+      <w:pPr>
+        <w:pStyle w:val="Heading1"/>
+      </w:pPr>
+      <w:bookmarkStart w:id="10" w:name="_Toc208493120"/>
+      <w:r>
+        <w:t>Actionable Rationale</w:t>
+      </w:r>
+      <w:bookmarkEnd w:id="10"/>
+    </w:p>
+    <w:p>
+      <w:pPr>
+        <w:pStyle w:val="BodyText"/>
+      </w:pPr>
+      <w:r>
+        <w:t xml:space="preserve">This section builds the logical justification for change. It begins by identifying the existing problem, then states the immediate purpose for initiating the effort, and finally outlines the value expected from addressing the issue. This structured rationale ensures that the </w:t>
+      </w:r>
       <w:r>
         <w:lastRenderedPageBreak/>
-        <w:t>Identity-focused: "To maintain a coherent, national-level view of enrolment and participation to inform education policy and operational response."</w:t>
-      </w:r>
-    </w:p>
-    <w:p>
-      <w:r>
-        <w:t>The first three illustrate common pitfalls: being too vague, method-focused, or transient. The final three demonstrate durable, purpose-aligned missions that support long-term programme relevance across evolving projects.</w:t>
-      </w:r>
-    </w:p>
-    <w:p>
-      <w:pPr>
-        <w:pStyle w:val="Heading1"/>
-      </w:pPr>
-      <w:r>
-        <w:t>Actionable Rationale</w:t>
+        <w:t>effort is grounded in real conditions, directed by relevant intent, and justified through benefits. Each component contributes to a traceable and testable basis for future requirements.</w:t>
       </w:r>
     </w:p>
     <w:p>
@@ -2306,32 +2665,26 @@
         <w:pStyle w:val="BodyText"/>
       </w:pPr>
       <w:r>
-        <w:t>This section builds the logical justification for change. It begins by identifying the existing problem, then states the immediate purpose for initiating the effort, and finally outlines the value expected from addressing the issue. This structured rationale ensures that the effort is grounded in real conditions, directed by relevant intent, and justified through benefits. Each component contributes to a traceable and testable basis for future requirements.</w:t>
-      </w:r>
-    </w:p>
-    <w:p>
-      <w:pPr>
-        <w:pStyle w:val="BodyText"/>
-      </w:pPr>
-      <w:r>
-        <w:t xml:space="preserve">This section establishes why change is necessary, and why now. It begins with the Problem Statement, which defines the current condition that is no longer sufficient. It then introduces Purpose, which explains why a specific initiative has been initiated in </w:t>
+        <w:t xml:space="preserve">This section establishes why change is necessary, and why now. It begins with the Problem Statement, which defines the current condition that is no longer sufficient. It then introduces Purpose, which explains why a specific initiative has been </w:t>
       </w:r>
       <w:proofErr w:type="gramStart"/>
       <w:r>
-        <w:t>response, and</w:t>
+        <w:t>initiated</w:t>
       </w:r>
       <w:proofErr w:type="gramEnd"/>
       <w:r>
-        <w:t xml:space="preserve"> concludes with the Value Proposition—the justification for investing time and resources to solve the problem. Together, these provide a logically sequenced rationale that all downstream requirements must align to.</w:t>
+        <w:t xml:space="preserve"> in response, and concludes with the Value Proposition—the justification for investing time and resources to solve the problem. Together, these provide a logically sequenced rationale that all downstream requirements must align to.</w:t>
       </w:r>
     </w:p>
     <w:p>
       <w:pPr>
         <w:pStyle w:val="Heading2"/>
       </w:pPr>
+      <w:bookmarkStart w:id="11" w:name="_Toc208493121"/>
       <w:r>
         <w:t>Problem Statement</w:t>
       </w:r>
+      <w:bookmarkEnd w:id="11"/>
     </w:p>
     <w:p>
       <w:pPr>
@@ -2454,7 +2807,6 @@
         </w:numPr>
       </w:pPr>
       <w:r>
-        <w:lastRenderedPageBreak/>
         <w:t>Is bounded and specific, but not overly narrow</w:t>
       </w:r>
     </w:p>
@@ -2531,6 +2883,7 @@
         <w:pStyle w:val="BodyText"/>
       </w:pPr>
       <w:r>
+        <w:lastRenderedPageBreak/>
         <w:t>Examples:</w:t>
       </w:r>
     </w:p>
@@ -2594,9 +2947,11 @@
       <w:pPr>
         <w:pStyle w:val="Heading2"/>
       </w:pPr>
+      <w:bookmarkStart w:id="12" w:name="_Toc208493122"/>
       <w:r>
         <w:t>Purpose</w:t>
       </w:r>
+      <w:bookmarkEnd w:id="12"/>
     </w:p>
     <w:p>
       <w:pPr>
@@ -2700,7 +3055,6 @@
         </w:numPr>
       </w:pPr>
       <w:r>
-        <w:lastRenderedPageBreak/>
         <w:t>Justification of the Value Proposition</w:t>
       </w:r>
     </w:p>
@@ -2801,6 +3155,7 @@
         </w:numPr>
       </w:pPr>
       <w:r>
+        <w:lastRenderedPageBreak/>
         <w:t>Making it too vague to guide evaluation (e.g. "improve outcomes")</w:t>
       </w:r>
     </w:p>
@@ -2885,16 +3240,17 @@
       </w:r>
     </w:p>
     <w:p>
-      <w:bookmarkStart w:id="7" w:name="_Toc145049430"/>
-      <w:bookmarkStart w:id="8" w:name="_Toc195791714"/>
+      <w:bookmarkStart w:id="13" w:name="_Toc145049430"/>
     </w:p>
     <w:p>
       <w:pPr>
         <w:pStyle w:val="Heading2"/>
       </w:pPr>
+      <w:bookmarkStart w:id="14" w:name="_Toc208493123"/>
       <w:r>
         <w:t>Value Proposition</w:t>
       </w:r>
+      <w:bookmarkEnd w:id="14"/>
     </w:p>
     <w:p>
       <w:r>
@@ -2946,7 +3302,6 @@
         </w:numPr>
       </w:pPr>
       <w:r>
-        <w:lastRenderedPageBreak/>
         <w:t>Business case development</w:t>
       </w:r>
     </w:p>
@@ -3034,6 +3389,7 @@
         </w:numPr>
       </w:pPr>
       <w:r>
+        <w:lastRenderedPageBreak/>
         <w:t>Mistaking outputs for value ("deliver a new portal")</w:t>
       </w:r>
     </w:p>
@@ -3139,19 +3495,20 @@
       <w:pPr>
         <w:pStyle w:val="Appendices"/>
       </w:pPr>
+      <w:bookmarkStart w:id="15" w:name="_Toc208493124"/>
       <w:r>
         <w:lastRenderedPageBreak/>
         <w:t>Appendices</w:t>
       </w:r>
-      <w:bookmarkEnd w:id="7"/>
-      <w:bookmarkEnd w:id="8"/>
+      <w:bookmarkEnd w:id="13"/>
+      <w:bookmarkEnd w:id="15"/>
     </w:p>
     <w:p>
       <w:pPr>
         <w:pStyle w:val="Appendix"/>
       </w:pPr>
-      <w:bookmarkStart w:id="9" w:name="_Toc145049431"/>
-      <w:bookmarkStart w:id="10" w:name="_Toc195791715"/>
+      <w:bookmarkStart w:id="16" w:name="_Toc145049431"/>
+      <w:bookmarkStart w:id="17" w:name="_Toc208493125"/>
       <w:r>
         <w:t xml:space="preserve">Appendix A - </w:t>
       </w:r>
@@ -3161,8 +3518,8 @@
       <w:r>
         <w:t xml:space="preserve"> Information</w:t>
       </w:r>
-      <w:bookmarkEnd w:id="9"/>
-      <w:bookmarkEnd w:id="10"/>
+      <w:bookmarkEnd w:id="16"/>
+      <w:bookmarkEnd w:id="17"/>
     </w:p>
     <w:p>
       <w:pPr>
@@ -3188,11 +3545,11 @@
       <w:pPr>
         <w:pStyle w:val="Heading3"/>
       </w:pPr>
-      <w:bookmarkStart w:id="11" w:name="_Toc195791716"/>
+      <w:bookmarkStart w:id="18" w:name="_Toc208493126"/>
       <w:r>
         <w:t>Versions</w:t>
       </w:r>
-      <w:bookmarkEnd w:id="11"/>
+      <w:bookmarkEnd w:id="18"/>
     </w:p>
     <w:p>
       <w:pPr>
@@ -3215,11 +3572,11 @@
       <w:pPr>
         <w:pStyle w:val="Heading3"/>
       </w:pPr>
-      <w:bookmarkStart w:id="12" w:name="_Toc195791717"/>
+      <w:bookmarkStart w:id="19" w:name="_Toc208493127"/>
       <w:r>
         <w:t>Images</w:t>
       </w:r>
-      <w:bookmarkEnd w:id="12"/>
+      <w:bookmarkEnd w:id="19"/>
     </w:p>
     <w:p>
       <w:pPr>
@@ -3311,11 +3668,11 @@
       <w:pPr>
         <w:pStyle w:val="Heading3"/>
       </w:pPr>
-      <w:bookmarkStart w:id="13" w:name="_Toc195791718"/>
+      <w:bookmarkStart w:id="20" w:name="_Toc208493128"/>
       <w:r>
         <w:t>Tables</w:t>
       </w:r>
-      <w:bookmarkEnd w:id="13"/>
+      <w:bookmarkEnd w:id="20"/>
     </w:p>
     <w:p>
       <w:pPr>
@@ -3479,11 +3836,11 @@
       <w:pPr>
         <w:pStyle w:val="Heading3"/>
       </w:pPr>
-      <w:bookmarkStart w:id="14" w:name="_Toc195791719"/>
+      <w:bookmarkStart w:id="21" w:name="_Toc208493129"/>
       <w:r>
         <w:t>References</w:t>
       </w:r>
-      <w:bookmarkEnd w:id="14"/>
+      <w:bookmarkEnd w:id="21"/>
     </w:p>
     <w:p>
       <w:r>
@@ -3512,11 +3869,11 @@
       <w:pPr>
         <w:pStyle w:val="Heading3"/>
       </w:pPr>
-      <w:bookmarkStart w:id="15" w:name="_Toc195791720"/>
+      <w:bookmarkStart w:id="22" w:name="_Toc208493130"/>
       <w:r>
         <w:t>Review Distribution</w:t>
       </w:r>
-      <w:bookmarkEnd w:id="15"/>
+      <w:bookmarkEnd w:id="22"/>
     </w:p>
     <w:p>
       <w:pPr>
@@ -3554,7 +3911,7 @@
             <w:pPr>
               <w:pStyle w:val="BodyText"/>
             </w:pPr>
-            <w:bookmarkStart w:id="16" w:name="_Hlk145229633"/>
+            <w:bookmarkStart w:id="23" w:name="_Hlk145229633"/>
             <w:r>
               <w:t>Identity</w:t>
             </w:r>
@@ -3654,12 +4011,12 @@
       <w:pPr>
         <w:pStyle w:val="Heading3"/>
       </w:pPr>
-      <w:bookmarkStart w:id="17" w:name="_Toc195791721"/>
-      <w:bookmarkEnd w:id="16"/>
+      <w:bookmarkStart w:id="24" w:name="_Toc208493131"/>
+      <w:bookmarkEnd w:id="23"/>
       <w:r>
         <w:t>Audience</w:t>
       </w:r>
-      <w:bookmarkEnd w:id="17"/>
+      <w:bookmarkEnd w:id="24"/>
     </w:p>
     <w:p>
       <w:pPr>
@@ -3673,11 +4030,11 @@
       <w:pPr>
         <w:pStyle w:val="Heading3"/>
       </w:pPr>
-      <w:bookmarkStart w:id="18" w:name="_Toc195791722"/>
+      <w:bookmarkStart w:id="25" w:name="_Toc208493132"/>
       <w:r>
         <w:t>Structure</w:t>
       </w:r>
-      <w:bookmarkEnd w:id="18"/>
+      <w:bookmarkEnd w:id="25"/>
     </w:p>
     <w:p>
       <w:pPr>
@@ -3691,18 +4048,18 @@
       <w:pPr>
         <w:pStyle w:val="Heading3"/>
       </w:pPr>
-      <w:bookmarkStart w:id="19" w:name="_Toc195791723"/>
+      <w:bookmarkStart w:id="26" w:name="_Toc208493133"/>
       <w:r>
         <w:lastRenderedPageBreak/>
         <w:t>Diagrams</w:t>
       </w:r>
-      <w:bookmarkEnd w:id="19"/>
+      <w:bookmarkEnd w:id="26"/>
     </w:p>
     <w:p>
       <w:pPr>
         <w:pStyle w:val="BodyText"/>
       </w:pPr>
-      <w:bookmarkStart w:id="20" w:name="_Hlk145229490"/>
+      <w:bookmarkStart w:id="27" w:name="_Hlk145229490"/>
       <w:r>
         <w:t>Diagrams are developed for a wide audience. Unless specifically for a technical audience, where the use of industry standard diagram types (</w:t>
       </w:r>
@@ -3717,13 +4074,13 @@
       <w:pPr>
         <w:pStyle w:val="Heading3"/>
       </w:pPr>
-      <w:bookmarkStart w:id="21" w:name="_Toc195791724"/>
-      <w:bookmarkStart w:id="22" w:name="_Hlk174689663"/>
-      <w:bookmarkEnd w:id="20"/>
+      <w:bookmarkStart w:id="28" w:name="_Hlk174689663"/>
+      <w:bookmarkStart w:id="29" w:name="_Toc208493134"/>
+      <w:bookmarkEnd w:id="27"/>
       <w:r>
         <w:t>Acronyms</w:t>
       </w:r>
-      <w:bookmarkEnd w:id="21"/>
+      <w:bookmarkEnd w:id="29"/>
     </w:p>
     <w:p>
       <w:pPr>
@@ -3733,8 +4090,8 @@
           <w:specVanish/>
         </w:rPr>
       </w:pPr>
-      <w:bookmarkStart w:id="23" w:name="Acronym_API"/>
-      <w:bookmarkEnd w:id="23"/>
+      <w:bookmarkStart w:id="30" w:name="Acronym_API"/>
+      <w:bookmarkEnd w:id="30"/>
       <w:r>
         <w:t>API</w:t>
       </w:r>
@@ -3782,8 +4139,8 @@
           <w:specVanish/>
         </w:rPr>
       </w:pPr>
-      <w:bookmarkStart w:id="24" w:name="Acronym_GUI"/>
-      <w:bookmarkEnd w:id="24"/>
+      <w:bookmarkStart w:id="31" w:name="Acronym_GUI"/>
+      <w:bookmarkEnd w:id="31"/>
       <w:r>
         <w:t>GUI</w:t>
       </w:r>
@@ -3826,10 +4183,10 @@
           <w:specVanish/>
         </w:rPr>
       </w:pPr>
-      <w:bookmarkStart w:id="25" w:name="Acronym_UI"/>
-      <w:bookmarkStart w:id="26" w:name="Acronym_ICT"/>
-      <w:bookmarkEnd w:id="25"/>
-      <w:bookmarkEnd w:id="26"/>
+      <w:bookmarkStart w:id="32" w:name="Acronym_UI"/>
+      <w:bookmarkStart w:id="33" w:name="Acronym_ICT"/>
+      <w:bookmarkEnd w:id="32"/>
+      <w:bookmarkEnd w:id="33"/>
       <w:r>
         <w:t>ICT</w:t>
       </w:r>
@@ -3861,8 +4218,8 @@
           <w:specVanish/>
         </w:rPr>
       </w:pPr>
-      <w:bookmarkStart w:id="27" w:name="Acronym_IT"/>
-      <w:bookmarkEnd w:id="27"/>
+      <w:bookmarkStart w:id="34" w:name="Acronym_IT"/>
+      <w:bookmarkEnd w:id="34"/>
       <w:r>
         <w:t>IT</w:t>
       </w:r>
@@ -3915,11 +4272,11 @@
       <w:pPr>
         <w:pStyle w:val="Heading3"/>
       </w:pPr>
-      <w:bookmarkStart w:id="28" w:name="_Toc195791725"/>
+      <w:bookmarkStart w:id="35" w:name="_Toc208493135"/>
       <w:r>
         <w:t>Terms</w:t>
       </w:r>
-      <w:bookmarkEnd w:id="28"/>
+      <w:bookmarkEnd w:id="35"/>
     </w:p>
     <w:p>
       <w:pPr>
@@ -3937,8 +4294,8 @@
           <w:specVanish/>
         </w:rPr>
       </w:pPr>
-      <w:bookmarkStart w:id="29" w:name="Term_ApplicationProgrammingInterface"/>
-      <w:bookmarkEnd w:id="29"/>
+      <w:bookmarkStart w:id="36" w:name="Term_ApplicationProgrammingInterface"/>
+      <w:bookmarkEnd w:id="36"/>
       <w:r>
         <w:t>Application Programming Interface</w:t>
       </w:r>
@@ -4124,8 +4481,8 @@
           <w:specVanish/>
         </w:rPr>
       </w:pPr>
-      <w:bookmarkStart w:id="30" w:name="Term_User"/>
-      <w:bookmarkEnd w:id="30"/>
+      <w:bookmarkStart w:id="37" w:name="Term_User"/>
+      <w:bookmarkEnd w:id="37"/>
       <w:r>
         <w:t xml:space="preserve">User </w:t>
       </w:r>
@@ -4149,8 +4506,8 @@
           <w:specVanish/>
         </w:rPr>
       </w:pPr>
-      <w:bookmarkStart w:id="31" w:name="Term_UserInterface"/>
-      <w:bookmarkEnd w:id="31"/>
+      <w:bookmarkStart w:id="38" w:name="Term_UserInterface"/>
+      <w:bookmarkEnd w:id="38"/>
       <w:r>
         <w:t>User Interface</w:t>
       </w:r>
@@ -4174,7 +4531,7 @@
         <w:t>) or Text/Console User Interfaces (TUI).</w:t>
       </w:r>
     </w:p>
-    <w:bookmarkEnd w:id="22"/>
+    <w:bookmarkEnd w:id="28"/>
     <w:p>
       <w:pPr>
         <w:pStyle w:val="BodyText"/>
@@ -4213,7 +4570,7 @@
 </file>
 
 <file path=word/endnotes.xml><?xml version="1.0" encoding="utf-8"?>
-<w:endnotes xmlns:wpc="http://schemas.microsoft.com/office/word/2010/wordprocessingCanvas" xmlns:cx="http://schemas.microsoft.com/office/drawing/2014/chartex" xmlns:cx1="http://schemas.microsoft.com/office/drawing/2015/9/8/chartex" xmlns:cx2="http://schemas.microsoft.com/office/drawing/2015/10/21/chartex" xmlns:cx3="http://schemas.microsoft.com/office/drawing/2016/5/9/chartex" xmlns:cx4="http://schemas.microsoft.com/office/drawing/2016/5/10/chartex" xmlns:cx5="http://schemas.microsoft.com/office/drawing/2016/5/11/chartex" xmlns:cx6="http://schemas.microsoft.com/office/drawing/2016/5/12/chartex" xmlns:cx7="http://schemas.microsoft.com/office/drawing/2016/5/13/chartex" xmlns:cx8="http://schemas.microsoft.com/office/drawing/2016/5/14/chartex" xmlns:mc="http://schemas.openxmlformats.org/markup-compatibility/2006" xmlns:aink="http://schemas.microsoft.com/office/drawing/2016/ink" xmlns:am3d="http://schemas.microsoft.com/office/drawing/2017/model3d" xmlns:o="urn:schemas-microsoft-com:office:office" xmlns:oel="http://schemas.microsoft.com/office/2019/extlst" xmlns:r="http://schemas.openxmlformats.org/officeDocument/2006/relationships" xmlns:m="http://schemas.openxmlformats.org/officeDocument/2006/math" xmlns:v="urn:schemas-microsoft-com:vml" xmlns:wp14="http://schemas.microsoft.com/office/word/2010/wordprocessingDrawing" xmlns:wp="http://schemas.openxmlformats.org/drawingml/2006/wordprocessingDrawing" xmlns:w10="urn:schemas-microsoft-com:office:word" xmlns:w="http://schemas.openxmlformats.org/wordprocessingml/2006/main" xmlns:w14="http://schemas.microsoft.com/office/word/2010/wordml" xmlns:w15="http://schemas.microsoft.com/office/word/2012/wordml" xmlns:w16cex="http://schemas.microsoft.com/office/word/2018/wordml/cex" xmlns:w16cid="http://schemas.microsoft.com/office/word/2016/wordml/cid" xmlns:w16="http://schemas.microsoft.com/office/word/2018/wordml" xmlns:w16sdtdh="http://schemas.microsoft.com/office/word/2020/wordml/sdtdatahash" xmlns:w16se="http://schemas.microsoft.com/office/word/2015/wordml/symex" xmlns:wpg="http://schemas.microsoft.com/office/word/2010/wordprocessingGroup" xmlns:wpi="http://schemas.microsoft.com/office/word/2010/wordprocessingInk" xmlns:wne="http://schemas.microsoft.com/office/word/2006/wordml" xmlns:wps="http://schemas.microsoft.com/office/word/2010/wordprocessingShape" mc:Ignorable="w14 w15 w16se w16cid w16 w16cex w16sdtdh wp14">
+<w:endnotes xmlns:wpc="http://schemas.microsoft.com/office/word/2010/wordprocessingCanvas" xmlns:cx="http://schemas.microsoft.com/office/drawing/2014/chartex" xmlns:cx1="http://schemas.microsoft.com/office/drawing/2015/9/8/chartex" xmlns:cx2="http://schemas.microsoft.com/office/drawing/2015/10/21/chartex" xmlns:cx3="http://schemas.microsoft.com/office/drawing/2016/5/9/chartex" xmlns:cx4="http://schemas.microsoft.com/office/drawing/2016/5/10/chartex" xmlns:cx5="http://schemas.microsoft.com/office/drawing/2016/5/11/chartex" xmlns:cx6="http://schemas.microsoft.com/office/drawing/2016/5/12/chartex" xmlns:cx7="http://schemas.microsoft.com/office/drawing/2016/5/13/chartex" xmlns:cx8="http://schemas.microsoft.com/office/drawing/2016/5/14/chartex" xmlns:mc="http://schemas.openxmlformats.org/markup-compatibility/2006" xmlns:aink="http://schemas.microsoft.com/office/drawing/2016/ink" xmlns:am3d="http://schemas.microsoft.com/office/drawing/2017/model3d" xmlns:o="urn:schemas-microsoft-com:office:office" xmlns:oel="http://schemas.microsoft.com/office/2019/extlst" xmlns:r="http://schemas.openxmlformats.org/officeDocument/2006/relationships" xmlns:m="http://schemas.openxmlformats.org/officeDocument/2006/math" xmlns:v="urn:schemas-microsoft-com:vml" xmlns:wp14="http://schemas.microsoft.com/office/word/2010/wordprocessingDrawing" xmlns:wp="http://schemas.openxmlformats.org/drawingml/2006/wordprocessingDrawing" xmlns:w10="urn:schemas-microsoft-com:office:word" xmlns:w="http://schemas.openxmlformats.org/wordprocessingml/2006/main" xmlns:w14="http://schemas.microsoft.com/office/word/2010/wordml" xmlns:w15="http://schemas.microsoft.com/office/word/2012/wordml" xmlns:w16cex="http://schemas.microsoft.com/office/word/2018/wordml/cex" xmlns:w16cid="http://schemas.microsoft.com/office/word/2016/wordml/cid" xmlns:w16="http://schemas.microsoft.com/office/word/2018/wordml" xmlns:w16du="http://schemas.microsoft.com/office/word/2023/wordml/word16du" xmlns:w16sdtdh="http://schemas.microsoft.com/office/word/2020/wordml/sdtdatahash" xmlns:w16sdtfl="http://schemas.microsoft.com/office/word/2024/wordml/sdtformatlock" xmlns:w16se="http://schemas.microsoft.com/office/word/2015/wordml/symex" xmlns:wpg="http://schemas.microsoft.com/office/word/2010/wordprocessingGroup" xmlns:wpi="http://schemas.microsoft.com/office/word/2010/wordprocessingInk" xmlns:wne="http://schemas.microsoft.com/office/word/2006/wordml" xmlns:wps="http://schemas.microsoft.com/office/word/2010/wordprocessingShape" mc:Ignorable="w14 w15 w16se w16cid w16 w16cex w16sdtdh w16sdtfl w16du wp14">
   <w:endnote w:type="separator" w:id="-1">
     <w:p>
       <w:pPr>
@@ -4248,7 +4605,7 @@
 </file>
 
 <file path=word/footer1.xml><?xml version="1.0" encoding="utf-8"?>
-<w:ftr xmlns:wpc="http://schemas.microsoft.com/office/word/2010/wordprocessingCanvas" xmlns:cx="http://schemas.microsoft.com/office/drawing/2014/chartex" xmlns:cx1="http://schemas.microsoft.com/office/drawing/2015/9/8/chartex" xmlns:cx2="http://schemas.microsoft.com/office/drawing/2015/10/21/chartex" xmlns:cx3="http://schemas.microsoft.com/office/drawing/2016/5/9/chartex" xmlns:cx4="http://schemas.microsoft.com/office/drawing/2016/5/10/chartex" xmlns:cx5="http://schemas.microsoft.com/office/drawing/2016/5/11/chartex" xmlns:cx6="http://schemas.microsoft.com/office/drawing/2016/5/12/chartex" xmlns:cx7="http://schemas.microsoft.com/office/drawing/2016/5/13/chartex" xmlns:cx8="http://schemas.microsoft.com/office/drawing/2016/5/14/chartex" xmlns:mc="http://schemas.openxmlformats.org/markup-compatibility/2006" xmlns:aink="http://schemas.microsoft.com/office/drawing/2016/ink" xmlns:am3d="http://schemas.microsoft.com/office/drawing/2017/model3d" xmlns:o="urn:schemas-microsoft-com:office:office" xmlns:oel="http://schemas.microsoft.com/office/2019/extlst" xmlns:r="http://schemas.openxmlformats.org/officeDocument/2006/relationships" xmlns:m="http://schemas.openxmlformats.org/officeDocument/2006/math" xmlns:v="urn:schemas-microsoft-com:vml" xmlns:wp14="http://schemas.microsoft.com/office/word/2010/wordprocessingDrawing" xmlns:wp="http://schemas.openxmlformats.org/drawingml/2006/wordprocessingDrawing" xmlns:w10="urn:schemas-microsoft-com:office:word" xmlns:w="http://schemas.openxmlformats.org/wordprocessingml/2006/main" xmlns:w14="http://schemas.microsoft.com/office/word/2010/wordml" xmlns:w15="http://schemas.microsoft.com/office/word/2012/wordml" xmlns:w16cex="http://schemas.microsoft.com/office/word/2018/wordml/cex" xmlns:w16cid="http://schemas.microsoft.com/office/word/2016/wordml/cid" xmlns:w16="http://schemas.microsoft.com/office/word/2018/wordml" xmlns:w16sdtdh="http://schemas.microsoft.com/office/word/2020/wordml/sdtdatahash" xmlns:w16se="http://schemas.microsoft.com/office/word/2015/wordml/symex" xmlns:wpg="http://schemas.microsoft.com/office/word/2010/wordprocessingGroup" xmlns:wpi="http://schemas.microsoft.com/office/word/2010/wordprocessingInk" xmlns:wne="http://schemas.microsoft.com/office/word/2006/wordml" xmlns:wps="http://schemas.microsoft.com/office/word/2010/wordprocessingShape" mc:Ignorable="w14 w15 w16se w16cid w16 w16cex w16sdtdh wp14">
+<w:ftr xmlns:wpc="http://schemas.microsoft.com/office/word/2010/wordprocessingCanvas" xmlns:cx="http://schemas.microsoft.com/office/drawing/2014/chartex" xmlns:cx1="http://schemas.microsoft.com/office/drawing/2015/9/8/chartex" xmlns:cx2="http://schemas.microsoft.com/office/drawing/2015/10/21/chartex" xmlns:cx3="http://schemas.microsoft.com/office/drawing/2016/5/9/chartex" xmlns:cx4="http://schemas.microsoft.com/office/drawing/2016/5/10/chartex" xmlns:cx5="http://schemas.microsoft.com/office/drawing/2016/5/11/chartex" xmlns:cx6="http://schemas.microsoft.com/office/drawing/2016/5/12/chartex" xmlns:cx7="http://schemas.microsoft.com/office/drawing/2016/5/13/chartex" xmlns:cx8="http://schemas.microsoft.com/office/drawing/2016/5/14/chartex" xmlns:mc="http://schemas.openxmlformats.org/markup-compatibility/2006" xmlns:aink="http://schemas.microsoft.com/office/drawing/2016/ink" xmlns:am3d="http://schemas.microsoft.com/office/drawing/2017/model3d" xmlns:o="urn:schemas-microsoft-com:office:office" xmlns:oel="http://schemas.microsoft.com/office/2019/extlst" xmlns:r="http://schemas.openxmlformats.org/officeDocument/2006/relationships" xmlns:m="http://schemas.openxmlformats.org/officeDocument/2006/math" xmlns:v="urn:schemas-microsoft-com:vml" xmlns:wp14="http://schemas.microsoft.com/office/word/2010/wordprocessingDrawing" xmlns:wp="http://schemas.openxmlformats.org/drawingml/2006/wordprocessingDrawing" xmlns:w10="urn:schemas-microsoft-com:office:word" xmlns:w="http://schemas.openxmlformats.org/wordprocessingml/2006/main" xmlns:w14="http://schemas.microsoft.com/office/word/2010/wordml" xmlns:w15="http://schemas.microsoft.com/office/word/2012/wordml" xmlns:w16cex="http://schemas.microsoft.com/office/word/2018/wordml/cex" xmlns:w16cid="http://schemas.microsoft.com/office/word/2016/wordml/cid" xmlns:w16="http://schemas.microsoft.com/office/word/2018/wordml" xmlns:w16du="http://schemas.microsoft.com/office/word/2023/wordml/word16du" xmlns:w16sdtdh="http://schemas.microsoft.com/office/word/2020/wordml/sdtdatahash" xmlns:w16sdtfl="http://schemas.microsoft.com/office/word/2024/wordml/sdtformatlock" xmlns:w16se="http://schemas.microsoft.com/office/word/2015/wordml/symex" xmlns:wpg="http://schemas.microsoft.com/office/word/2010/wordprocessingGroup" xmlns:wpi="http://schemas.microsoft.com/office/word/2010/wordprocessingInk" xmlns:wne="http://schemas.microsoft.com/office/word/2006/wordml" xmlns:wps="http://schemas.microsoft.com/office/word/2010/wordprocessingShape" mc:Ignorable="w14 w15 w16se w16cid w16 w16cex w16sdtdh w16sdtfl w16du wp14">
   <w:p>
     <w:pPr>
       <w:pStyle w:val="Footer"/>
@@ -4379,7 +4736,7 @@
 </file>
 
 <file path=word/footer2.xml><?xml version="1.0" encoding="utf-8"?>
-<w:ftr xmlns:wpc="http://schemas.microsoft.com/office/word/2010/wordprocessingCanvas" xmlns:cx="http://schemas.microsoft.com/office/drawing/2014/chartex" xmlns:cx1="http://schemas.microsoft.com/office/drawing/2015/9/8/chartex" xmlns:cx2="http://schemas.microsoft.com/office/drawing/2015/10/21/chartex" xmlns:cx3="http://schemas.microsoft.com/office/drawing/2016/5/9/chartex" xmlns:cx4="http://schemas.microsoft.com/office/drawing/2016/5/10/chartex" xmlns:cx5="http://schemas.microsoft.com/office/drawing/2016/5/11/chartex" xmlns:cx6="http://schemas.microsoft.com/office/drawing/2016/5/12/chartex" xmlns:cx7="http://schemas.microsoft.com/office/drawing/2016/5/13/chartex" xmlns:cx8="http://schemas.microsoft.com/office/drawing/2016/5/14/chartex" xmlns:mc="http://schemas.openxmlformats.org/markup-compatibility/2006" xmlns:aink="http://schemas.microsoft.com/office/drawing/2016/ink" xmlns:am3d="http://schemas.microsoft.com/office/drawing/2017/model3d" xmlns:o="urn:schemas-microsoft-com:office:office" xmlns:oel="http://schemas.microsoft.com/office/2019/extlst" xmlns:r="http://schemas.openxmlformats.org/officeDocument/2006/relationships" xmlns:m="http://schemas.openxmlformats.org/officeDocument/2006/math" xmlns:v="urn:schemas-microsoft-com:vml" xmlns:wp14="http://schemas.microsoft.com/office/word/2010/wordprocessingDrawing" xmlns:wp="http://schemas.openxmlformats.org/drawingml/2006/wordprocessingDrawing" xmlns:w10="urn:schemas-microsoft-com:office:word" xmlns:w="http://schemas.openxmlformats.org/wordprocessingml/2006/main" xmlns:w14="http://schemas.microsoft.com/office/word/2010/wordml" xmlns:w15="http://schemas.microsoft.com/office/word/2012/wordml" xmlns:w16cex="http://schemas.microsoft.com/office/word/2018/wordml/cex" xmlns:w16cid="http://schemas.microsoft.com/office/word/2016/wordml/cid" xmlns:w16="http://schemas.microsoft.com/office/word/2018/wordml" xmlns:w16sdtdh="http://schemas.microsoft.com/office/word/2020/wordml/sdtdatahash" xmlns:w16se="http://schemas.microsoft.com/office/word/2015/wordml/symex" xmlns:wpg="http://schemas.microsoft.com/office/word/2010/wordprocessingGroup" xmlns:wpi="http://schemas.microsoft.com/office/word/2010/wordprocessingInk" xmlns:wne="http://schemas.microsoft.com/office/word/2006/wordml" xmlns:wps="http://schemas.microsoft.com/office/word/2010/wordprocessingShape" mc:Ignorable="w14 w15 w16se w16cid w16 w16cex w16sdtdh wp14">
+<w:ftr xmlns:wpc="http://schemas.microsoft.com/office/word/2010/wordprocessingCanvas" xmlns:cx="http://schemas.microsoft.com/office/drawing/2014/chartex" xmlns:cx1="http://schemas.microsoft.com/office/drawing/2015/9/8/chartex" xmlns:cx2="http://schemas.microsoft.com/office/drawing/2015/10/21/chartex" xmlns:cx3="http://schemas.microsoft.com/office/drawing/2016/5/9/chartex" xmlns:cx4="http://schemas.microsoft.com/office/drawing/2016/5/10/chartex" xmlns:cx5="http://schemas.microsoft.com/office/drawing/2016/5/11/chartex" xmlns:cx6="http://schemas.microsoft.com/office/drawing/2016/5/12/chartex" xmlns:cx7="http://schemas.microsoft.com/office/drawing/2016/5/13/chartex" xmlns:cx8="http://schemas.microsoft.com/office/drawing/2016/5/14/chartex" xmlns:mc="http://schemas.openxmlformats.org/markup-compatibility/2006" xmlns:aink="http://schemas.microsoft.com/office/drawing/2016/ink" xmlns:am3d="http://schemas.microsoft.com/office/drawing/2017/model3d" xmlns:o="urn:schemas-microsoft-com:office:office" xmlns:oel="http://schemas.microsoft.com/office/2019/extlst" xmlns:r="http://schemas.openxmlformats.org/officeDocument/2006/relationships" xmlns:m="http://schemas.openxmlformats.org/officeDocument/2006/math" xmlns:v="urn:schemas-microsoft-com:vml" xmlns:wp14="http://schemas.microsoft.com/office/word/2010/wordprocessingDrawing" xmlns:wp="http://schemas.openxmlformats.org/drawingml/2006/wordprocessingDrawing" xmlns:w10="urn:schemas-microsoft-com:office:word" xmlns:w="http://schemas.openxmlformats.org/wordprocessingml/2006/main" xmlns:w14="http://schemas.microsoft.com/office/word/2010/wordml" xmlns:w15="http://schemas.microsoft.com/office/word/2012/wordml" xmlns:w16cex="http://schemas.microsoft.com/office/word/2018/wordml/cex" xmlns:w16cid="http://schemas.microsoft.com/office/word/2016/wordml/cid" xmlns:w16="http://schemas.microsoft.com/office/word/2018/wordml" xmlns:w16du="http://schemas.microsoft.com/office/word/2023/wordml/word16du" xmlns:w16sdtdh="http://schemas.microsoft.com/office/word/2020/wordml/sdtdatahash" xmlns:w16sdtfl="http://schemas.microsoft.com/office/word/2024/wordml/sdtformatlock" xmlns:w16se="http://schemas.microsoft.com/office/word/2015/wordml/symex" xmlns:wpg="http://schemas.microsoft.com/office/word/2010/wordprocessingGroup" xmlns:wpi="http://schemas.microsoft.com/office/word/2010/wordprocessingInk" xmlns:wne="http://schemas.microsoft.com/office/word/2006/wordml" xmlns:wps="http://schemas.microsoft.com/office/word/2010/wordprocessingShape" mc:Ignorable="w14 w15 w16se w16cid w16 w16cex w16sdtdh w16sdtfl w16du wp14">
   <w:p>
     <w:pPr>
       <w:pStyle w:val="Footer"/>
@@ -4552,7 +4909,7 @@
 </file>
 
 <file path=word/footer3.xml><?xml version="1.0" encoding="utf-8"?>
-<w:ftr xmlns:wpc="http://schemas.microsoft.com/office/word/2010/wordprocessingCanvas" xmlns:cx="http://schemas.microsoft.com/office/drawing/2014/chartex" xmlns:cx1="http://schemas.microsoft.com/office/drawing/2015/9/8/chartex" xmlns:cx2="http://schemas.microsoft.com/office/drawing/2015/10/21/chartex" xmlns:cx3="http://schemas.microsoft.com/office/drawing/2016/5/9/chartex" xmlns:cx4="http://schemas.microsoft.com/office/drawing/2016/5/10/chartex" xmlns:cx5="http://schemas.microsoft.com/office/drawing/2016/5/11/chartex" xmlns:cx6="http://schemas.microsoft.com/office/drawing/2016/5/12/chartex" xmlns:cx7="http://schemas.microsoft.com/office/drawing/2016/5/13/chartex" xmlns:cx8="http://schemas.microsoft.com/office/drawing/2016/5/14/chartex" xmlns:mc="http://schemas.openxmlformats.org/markup-compatibility/2006" xmlns:aink="http://schemas.microsoft.com/office/drawing/2016/ink" xmlns:am3d="http://schemas.microsoft.com/office/drawing/2017/model3d" xmlns:o="urn:schemas-microsoft-com:office:office" xmlns:oel="http://schemas.microsoft.com/office/2019/extlst" xmlns:r="http://schemas.openxmlformats.org/officeDocument/2006/relationships" xmlns:m="http://schemas.openxmlformats.org/officeDocument/2006/math" xmlns:v="urn:schemas-microsoft-com:vml" xmlns:wp14="http://schemas.microsoft.com/office/word/2010/wordprocessingDrawing" xmlns:wp="http://schemas.openxmlformats.org/drawingml/2006/wordprocessingDrawing" xmlns:w10="urn:schemas-microsoft-com:office:word" xmlns:w="http://schemas.openxmlformats.org/wordprocessingml/2006/main" xmlns:w14="http://schemas.microsoft.com/office/word/2010/wordml" xmlns:w15="http://schemas.microsoft.com/office/word/2012/wordml" xmlns:w16cex="http://schemas.microsoft.com/office/word/2018/wordml/cex" xmlns:w16cid="http://schemas.microsoft.com/office/word/2016/wordml/cid" xmlns:w16="http://schemas.microsoft.com/office/word/2018/wordml" xmlns:w16sdtdh="http://schemas.microsoft.com/office/word/2020/wordml/sdtdatahash" xmlns:w16se="http://schemas.microsoft.com/office/word/2015/wordml/symex" xmlns:wpg="http://schemas.microsoft.com/office/word/2010/wordprocessingGroup" xmlns:wpi="http://schemas.microsoft.com/office/word/2010/wordprocessingInk" xmlns:wne="http://schemas.microsoft.com/office/word/2006/wordml" xmlns:wps="http://schemas.microsoft.com/office/word/2010/wordprocessingShape" mc:Ignorable="w14 w15 w16se w16cid w16 w16cex w16sdtdh wp14">
+<w:ftr xmlns:wpc="http://schemas.microsoft.com/office/word/2010/wordprocessingCanvas" xmlns:cx="http://schemas.microsoft.com/office/drawing/2014/chartex" xmlns:cx1="http://schemas.microsoft.com/office/drawing/2015/9/8/chartex" xmlns:cx2="http://schemas.microsoft.com/office/drawing/2015/10/21/chartex" xmlns:cx3="http://schemas.microsoft.com/office/drawing/2016/5/9/chartex" xmlns:cx4="http://schemas.microsoft.com/office/drawing/2016/5/10/chartex" xmlns:cx5="http://schemas.microsoft.com/office/drawing/2016/5/11/chartex" xmlns:cx6="http://schemas.microsoft.com/office/drawing/2016/5/12/chartex" xmlns:cx7="http://schemas.microsoft.com/office/drawing/2016/5/13/chartex" xmlns:cx8="http://schemas.microsoft.com/office/drawing/2016/5/14/chartex" xmlns:mc="http://schemas.openxmlformats.org/markup-compatibility/2006" xmlns:aink="http://schemas.microsoft.com/office/drawing/2016/ink" xmlns:am3d="http://schemas.microsoft.com/office/drawing/2017/model3d" xmlns:o="urn:schemas-microsoft-com:office:office" xmlns:oel="http://schemas.microsoft.com/office/2019/extlst" xmlns:r="http://schemas.openxmlformats.org/officeDocument/2006/relationships" xmlns:m="http://schemas.openxmlformats.org/officeDocument/2006/math" xmlns:v="urn:schemas-microsoft-com:vml" xmlns:wp14="http://schemas.microsoft.com/office/word/2010/wordprocessingDrawing" xmlns:wp="http://schemas.openxmlformats.org/drawingml/2006/wordprocessingDrawing" xmlns:w10="urn:schemas-microsoft-com:office:word" xmlns:w="http://schemas.openxmlformats.org/wordprocessingml/2006/main" xmlns:w14="http://schemas.microsoft.com/office/word/2010/wordml" xmlns:w15="http://schemas.microsoft.com/office/word/2012/wordml" xmlns:w16cex="http://schemas.microsoft.com/office/word/2018/wordml/cex" xmlns:w16cid="http://schemas.microsoft.com/office/word/2016/wordml/cid" xmlns:w16="http://schemas.microsoft.com/office/word/2018/wordml" xmlns:w16du="http://schemas.microsoft.com/office/word/2023/wordml/word16du" xmlns:w16sdtdh="http://schemas.microsoft.com/office/word/2020/wordml/sdtdatahash" xmlns:w16sdtfl="http://schemas.microsoft.com/office/word/2024/wordml/sdtformatlock" xmlns:w16se="http://schemas.microsoft.com/office/word/2015/wordml/symex" xmlns:wpg="http://schemas.microsoft.com/office/word/2010/wordprocessingGroup" xmlns:wpi="http://schemas.microsoft.com/office/word/2010/wordprocessingInk" xmlns:wne="http://schemas.microsoft.com/office/word/2006/wordml" xmlns:wps="http://schemas.microsoft.com/office/word/2010/wordprocessingShape" mc:Ignorable="w14 w15 w16se w16cid w16 w16cex w16sdtdh w16sdtfl w16du wp14">
   <w:p>
     <w:pPr>
       <w:pStyle w:val="Footer"/>
@@ -4719,7 +5076,7 @@
 </file>
 
 <file path=word/footnotes.xml><?xml version="1.0" encoding="utf-8"?>
-<w:footnotes xmlns:wpc="http://schemas.microsoft.com/office/word/2010/wordprocessingCanvas" xmlns:cx="http://schemas.microsoft.com/office/drawing/2014/chartex" xmlns:cx1="http://schemas.microsoft.com/office/drawing/2015/9/8/chartex" xmlns:cx2="http://schemas.microsoft.com/office/drawing/2015/10/21/chartex" xmlns:cx3="http://schemas.microsoft.com/office/drawing/2016/5/9/chartex" xmlns:cx4="http://schemas.microsoft.com/office/drawing/2016/5/10/chartex" xmlns:cx5="http://schemas.microsoft.com/office/drawing/2016/5/11/chartex" xmlns:cx6="http://schemas.microsoft.com/office/drawing/2016/5/12/chartex" xmlns:cx7="http://schemas.microsoft.com/office/drawing/2016/5/13/chartex" xmlns:cx8="http://schemas.microsoft.com/office/drawing/2016/5/14/chartex" xmlns:mc="http://schemas.openxmlformats.org/markup-compatibility/2006" xmlns:aink="http://schemas.microsoft.com/office/drawing/2016/ink" xmlns:am3d="http://schemas.microsoft.com/office/drawing/2017/model3d" xmlns:o="urn:schemas-microsoft-com:office:office" xmlns:oel="http://schemas.microsoft.com/office/2019/extlst" xmlns:r="http://schemas.openxmlformats.org/officeDocument/2006/relationships" xmlns:m="http://schemas.openxmlformats.org/officeDocument/2006/math" xmlns:v="urn:schemas-microsoft-com:vml" xmlns:wp14="http://schemas.microsoft.com/office/word/2010/wordprocessingDrawing" xmlns:wp="http://schemas.openxmlformats.org/drawingml/2006/wordprocessingDrawing" xmlns:w10="urn:schemas-microsoft-com:office:word" xmlns:w="http://schemas.openxmlformats.org/wordprocessingml/2006/main" xmlns:w14="http://schemas.microsoft.com/office/word/2010/wordml" xmlns:w15="http://schemas.microsoft.com/office/word/2012/wordml" xmlns:w16cex="http://schemas.microsoft.com/office/word/2018/wordml/cex" xmlns:w16cid="http://schemas.microsoft.com/office/word/2016/wordml/cid" xmlns:w16="http://schemas.microsoft.com/office/word/2018/wordml" xmlns:w16sdtdh="http://schemas.microsoft.com/office/word/2020/wordml/sdtdatahash" xmlns:w16se="http://schemas.microsoft.com/office/word/2015/wordml/symex" xmlns:wpg="http://schemas.microsoft.com/office/word/2010/wordprocessingGroup" xmlns:wpi="http://schemas.microsoft.com/office/word/2010/wordprocessingInk" xmlns:wne="http://schemas.microsoft.com/office/word/2006/wordml" xmlns:wps="http://schemas.microsoft.com/office/word/2010/wordprocessingShape" mc:Ignorable="w14 w15 w16se w16cid w16 w16cex w16sdtdh wp14">
+<w:footnotes xmlns:wpc="http://schemas.microsoft.com/office/word/2010/wordprocessingCanvas" xmlns:cx="http://schemas.microsoft.com/office/drawing/2014/chartex" xmlns:cx1="http://schemas.microsoft.com/office/drawing/2015/9/8/chartex" xmlns:cx2="http://schemas.microsoft.com/office/drawing/2015/10/21/chartex" xmlns:cx3="http://schemas.microsoft.com/office/drawing/2016/5/9/chartex" xmlns:cx4="http://schemas.microsoft.com/office/drawing/2016/5/10/chartex" xmlns:cx5="http://schemas.microsoft.com/office/drawing/2016/5/11/chartex" xmlns:cx6="http://schemas.microsoft.com/office/drawing/2016/5/12/chartex" xmlns:cx7="http://schemas.microsoft.com/office/drawing/2016/5/13/chartex" xmlns:cx8="http://schemas.microsoft.com/office/drawing/2016/5/14/chartex" xmlns:mc="http://schemas.openxmlformats.org/markup-compatibility/2006" xmlns:aink="http://schemas.microsoft.com/office/drawing/2016/ink" xmlns:am3d="http://schemas.microsoft.com/office/drawing/2017/model3d" xmlns:o="urn:schemas-microsoft-com:office:office" xmlns:oel="http://schemas.microsoft.com/office/2019/extlst" xmlns:r="http://schemas.openxmlformats.org/officeDocument/2006/relationships" xmlns:m="http://schemas.openxmlformats.org/officeDocument/2006/math" xmlns:v="urn:schemas-microsoft-com:vml" xmlns:wp14="http://schemas.microsoft.com/office/word/2010/wordprocessingDrawing" xmlns:wp="http://schemas.openxmlformats.org/drawingml/2006/wordprocessingDrawing" xmlns:w10="urn:schemas-microsoft-com:office:word" xmlns:w="http://schemas.openxmlformats.org/wordprocessingml/2006/main" xmlns:w14="http://schemas.microsoft.com/office/word/2010/wordml" xmlns:w15="http://schemas.microsoft.com/office/word/2012/wordml" xmlns:w16cex="http://schemas.microsoft.com/office/word/2018/wordml/cex" xmlns:w16cid="http://schemas.microsoft.com/office/word/2016/wordml/cid" xmlns:w16="http://schemas.microsoft.com/office/word/2018/wordml" xmlns:w16du="http://schemas.microsoft.com/office/word/2023/wordml/word16du" xmlns:w16sdtdh="http://schemas.microsoft.com/office/word/2020/wordml/sdtdatahash" xmlns:w16sdtfl="http://schemas.microsoft.com/office/word/2024/wordml/sdtformatlock" xmlns:w16se="http://schemas.microsoft.com/office/word/2015/wordml/symex" xmlns:wpg="http://schemas.microsoft.com/office/word/2010/wordprocessingGroup" xmlns:wpi="http://schemas.microsoft.com/office/word/2010/wordprocessingInk" xmlns:wne="http://schemas.microsoft.com/office/word/2006/wordml" xmlns:wps="http://schemas.microsoft.com/office/word/2010/wordprocessingShape" mc:Ignorable="w14 w15 w16se w16cid w16 w16cex w16sdtdh w16sdtfl w16du wp14">
   <w:footnote w:type="separator" w:id="-1">
     <w:p>
       <w:pPr>
@@ -4754,7 +5111,7 @@
 </file>
 
 <file path=word/header1.xml><?xml version="1.0" encoding="utf-8"?>
-<w:hdr xmlns:wpc="http://schemas.microsoft.com/office/word/2010/wordprocessingCanvas" xmlns:cx="http://schemas.microsoft.com/office/drawing/2014/chartex" xmlns:cx1="http://schemas.microsoft.com/office/drawing/2015/9/8/chartex" xmlns:cx2="http://schemas.microsoft.com/office/drawing/2015/10/21/chartex" xmlns:cx3="http://schemas.microsoft.com/office/drawing/2016/5/9/chartex" xmlns:cx4="http://schemas.microsoft.com/office/drawing/2016/5/10/chartex" xmlns:cx5="http://schemas.microsoft.com/office/drawing/2016/5/11/chartex" xmlns:cx6="http://schemas.microsoft.com/office/drawing/2016/5/12/chartex" xmlns:cx7="http://schemas.microsoft.com/office/drawing/2016/5/13/chartex" xmlns:cx8="http://schemas.microsoft.com/office/drawing/2016/5/14/chartex" xmlns:mc="http://schemas.openxmlformats.org/markup-compatibility/2006" xmlns:aink="http://schemas.microsoft.com/office/drawing/2016/ink" xmlns:am3d="http://schemas.microsoft.com/office/drawing/2017/model3d" xmlns:o="urn:schemas-microsoft-com:office:office" xmlns:oel="http://schemas.microsoft.com/office/2019/extlst" xmlns:r="http://schemas.openxmlformats.org/officeDocument/2006/relationships" xmlns:m="http://schemas.openxmlformats.org/officeDocument/2006/math" xmlns:v="urn:schemas-microsoft-com:vml" xmlns:wp14="http://schemas.microsoft.com/office/word/2010/wordprocessingDrawing" xmlns:wp="http://schemas.openxmlformats.org/drawingml/2006/wordprocessingDrawing" xmlns:w10="urn:schemas-microsoft-com:office:word" xmlns:w="http://schemas.openxmlformats.org/wordprocessingml/2006/main" xmlns:w14="http://schemas.microsoft.com/office/word/2010/wordml" xmlns:w15="http://schemas.microsoft.com/office/word/2012/wordml" xmlns:w16cex="http://schemas.microsoft.com/office/word/2018/wordml/cex" xmlns:w16cid="http://schemas.microsoft.com/office/word/2016/wordml/cid" xmlns:w16="http://schemas.microsoft.com/office/word/2018/wordml" xmlns:w16sdtdh="http://schemas.microsoft.com/office/word/2020/wordml/sdtdatahash" xmlns:w16se="http://schemas.microsoft.com/office/word/2015/wordml/symex" xmlns:wpg="http://schemas.microsoft.com/office/word/2010/wordprocessingGroup" xmlns:wpi="http://schemas.microsoft.com/office/word/2010/wordprocessingInk" xmlns:wne="http://schemas.microsoft.com/office/word/2006/wordml" xmlns:wps="http://schemas.microsoft.com/office/word/2010/wordprocessingShape" mc:Ignorable="w14 w15 w16se w16cid w16 w16cex w16sdtdh wp14">
+<w:hdr xmlns:wpc="http://schemas.microsoft.com/office/word/2010/wordprocessingCanvas" xmlns:cx="http://schemas.microsoft.com/office/drawing/2014/chartex" xmlns:cx1="http://schemas.microsoft.com/office/drawing/2015/9/8/chartex" xmlns:cx2="http://schemas.microsoft.com/office/drawing/2015/10/21/chartex" xmlns:cx3="http://schemas.microsoft.com/office/drawing/2016/5/9/chartex" xmlns:cx4="http://schemas.microsoft.com/office/drawing/2016/5/10/chartex" xmlns:cx5="http://schemas.microsoft.com/office/drawing/2016/5/11/chartex" xmlns:cx6="http://schemas.microsoft.com/office/drawing/2016/5/12/chartex" xmlns:cx7="http://schemas.microsoft.com/office/drawing/2016/5/13/chartex" xmlns:cx8="http://schemas.microsoft.com/office/drawing/2016/5/14/chartex" xmlns:mc="http://schemas.openxmlformats.org/markup-compatibility/2006" xmlns:aink="http://schemas.microsoft.com/office/drawing/2016/ink" xmlns:am3d="http://schemas.microsoft.com/office/drawing/2017/model3d" xmlns:o="urn:schemas-microsoft-com:office:office" xmlns:oel="http://schemas.microsoft.com/office/2019/extlst" xmlns:r="http://schemas.openxmlformats.org/officeDocument/2006/relationships" xmlns:m="http://schemas.openxmlformats.org/officeDocument/2006/math" xmlns:v="urn:schemas-microsoft-com:vml" xmlns:wp14="http://schemas.microsoft.com/office/word/2010/wordprocessingDrawing" xmlns:wp="http://schemas.openxmlformats.org/drawingml/2006/wordprocessingDrawing" xmlns:w10="urn:schemas-microsoft-com:office:word" xmlns:w="http://schemas.openxmlformats.org/wordprocessingml/2006/main" xmlns:w14="http://schemas.microsoft.com/office/word/2010/wordml" xmlns:w15="http://schemas.microsoft.com/office/word/2012/wordml" xmlns:w16cex="http://schemas.microsoft.com/office/word/2018/wordml/cex" xmlns:w16cid="http://schemas.microsoft.com/office/word/2016/wordml/cid" xmlns:w16="http://schemas.microsoft.com/office/word/2018/wordml" xmlns:w16du="http://schemas.microsoft.com/office/word/2023/wordml/word16du" xmlns:w16sdtdh="http://schemas.microsoft.com/office/word/2020/wordml/sdtdatahash" xmlns:w16sdtfl="http://schemas.microsoft.com/office/word/2024/wordml/sdtformatlock" xmlns:w16se="http://schemas.microsoft.com/office/word/2015/wordml/symex" xmlns:wpg="http://schemas.microsoft.com/office/word/2010/wordprocessingGroup" xmlns:wpi="http://schemas.microsoft.com/office/word/2010/wordprocessingInk" xmlns:wne="http://schemas.microsoft.com/office/word/2006/wordml" xmlns:wps="http://schemas.microsoft.com/office/word/2010/wordprocessingShape" mc:Ignorable="w14 w15 w16se w16cid w16 w16cex w16sdtdh w16sdtfl w16du wp14">
   <w:p>
     <w:pPr>
       <w:pStyle w:val="Header"/>
@@ -4885,7 +5242,7 @@
 </file>
 
 <file path=word/header2.xml><?xml version="1.0" encoding="utf-8"?>
-<w:hdr xmlns:wpc="http://schemas.microsoft.com/office/word/2010/wordprocessingCanvas" xmlns:cx="http://schemas.microsoft.com/office/drawing/2014/chartex" xmlns:cx1="http://schemas.microsoft.com/office/drawing/2015/9/8/chartex" xmlns:cx2="http://schemas.microsoft.com/office/drawing/2015/10/21/chartex" xmlns:cx3="http://schemas.microsoft.com/office/drawing/2016/5/9/chartex" xmlns:cx4="http://schemas.microsoft.com/office/drawing/2016/5/10/chartex" xmlns:cx5="http://schemas.microsoft.com/office/drawing/2016/5/11/chartex" xmlns:cx6="http://schemas.microsoft.com/office/drawing/2016/5/12/chartex" xmlns:cx7="http://schemas.microsoft.com/office/drawing/2016/5/13/chartex" xmlns:cx8="http://schemas.microsoft.com/office/drawing/2016/5/14/chartex" xmlns:mc="http://schemas.openxmlformats.org/markup-compatibility/2006" xmlns:aink="http://schemas.microsoft.com/office/drawing/2016/ink" xmlns:am3d="http://schemas.microsoft.com/office/drawing/2017/model3d" xmlns:o="urn:schemas-microsoft-com:office:office" xmlns:oel="http://schemas.microsoft.com/office/2019/extlst" xmlns:r="http://schemas.openxmlformats.org/officeDocument/2006/relationships" xmlns:m="http://schemas.openxmlformats.org/officeDocument/2006/math" xmlns:v="urn:schemas-microsoft-com:vml" xmlns:wp14="http://schemas.microsoft.com/office/word/2010/wordprocessingDrawing" xmlns:wp="http://schemas.openxmlformats.org/drawingml/2006/wordprocessingDrawing" xmlns:w10="urn:schemas-microsoft-com:office:word" xmlns:w="http://schemas.openxmlformats.org/wordprocessingml/2006/main" xmlns:w14="http://schemas.microsoft.com/office/word/2010/wordml" xmlns:w15="http://schemas.microsoft.com/office/word/2012/wordml" xmlns:w16cex="http://schemas.microsoft.com/office/word/2018/wordml/cex" xmlns:w16cid="http://schemas.microsoft.com/office/word/2016/wordml/cid" xmlns:w16="http://schemas.microsoft.com/office/word/2018/wordml" xmlns:w16sdtdh="http://schemas.microsoft.com/office/word/2020/wordml/sdtdatahash" xmlns:w16se="http://schemas.microsoft.com/office/word/2015/wordml/symex" xmlns:wpg="http://schemas.microsoft.com/office/word/2010/wordprocessingGroup" xmlns:wpi="http://schemas.microsoft.com/office/word/2010/wordprocessingInk" xmlns:wne="http://schemas.microsoft.com/office/word/2006/wordml" xmlns:wps="http://schemas.microsoft.com/office/word/2010/wordprocessingShape" mc:Ignorable="w14 w15 w16se w16cid w16 w16cex w16sdtdh wp14">
+<w:hdr xmlns:wpc="http://schemas.microsoft.com/office/word/2010/wordprocessingCanvas" xmlns:cx="http://schemas.microsoft.com/office/drawing/2014/chartex" xmlns:cx1="http://schemas.microsoft.com/office/drawing/2015/9/8/chartex" xmlns:cx2="http://schemas.microsoft.com/office/drawing/2015/10/21/chartex" xmlns:cx3="http://schemas.microsoft.com/office/drawing/2016/5/9/chartex" xmlns:cx4="http://schemas.microsoft.com/office/drawing/2016/5/10/chartex" xmlns:cx5="http://schemas.microsoft.com/office/drawing/2016/5/11/chartex" xmlns:cx6="http://schemas.microsoft.com/office/drawing/2016/5/12/chartex" xmlns:cx7="http://schemas.microsoft.com/office/drawing/2016/5/13/chartex" xmlns:cx8="http://schemas.microsoft.com/office/drawing/2016/5/14/chartex" xmlns:mc="http://schemas.openxmlformats.org/markup-compatibility/2006" xmlns:aink="http://schemas.microsoft.com/office/drawing/2016/ink" xmlns:am3d="http://schemas.microsoft.com/office/drawing/2017/model3d" xmlns:o="urn:schemas-microsoft-com:office:office" xmlns:oel="http://schemas.microsoft.com/office/2019/extlst" xmlns:r="http://schemas.openxmlformats.org/officeDocument/2006/relationships" xmlns:m="http://schemas.openxmlformats.org/officeDocument/2006/math" xmlns:v="urn:schemas-microsoft-com:vml" xmlns:wp14="http://schemas.microsoft.com/office/word/2010/wordprocessingDrawing" xmlns:wp="http://schemas.openxmlformats.org/drawingml/2006/wordprocessingDrawing" xmlns:w10="urn:schemas-microsoft-com:office:word" xmlns:w="http://schemas.openxmlformats.org/wordprocessingml/2006/main" xmlns:w14="http://schemas.microsoft.com/office/word/2010/wordml" xmlns:w15="http://schemas.microsoft.com/office/word/2012/wordml" xmlns:w16cex="http://schemas.microsoft.com/office/word/2018/wordml/cex" xmlns:w16cid="http://schemas.microsoft.com/office/word/2016/wordml/cid" xmlns:w16="http://schemas.microsoft.com/office/word/2018/wordml" xmlns:w16du="http://schemas.microsoft.com/office/word/2023/wordml/word16du" xmlns:w16sdtdh="http://schemas.microsoft.com/office/word/2020/wordml/sdtdatahash" xmlns:w16sdtfl="http://schemas.microsoft.com/office/word/2024/wordml/sdtformatlock" xmlns:w16se="http://schemas.microsoft.com/office/word/2015/wordml/symex" xmlns:wpg="http://schemas.microsoft.com/office/word/2010/wordprocessingGroup" xmlns:wpi="http://schemas.microsoft.com/office/word/2010/wordprocessingInk" xmlns:wne="http://schemas.microsoft.com/office/word/2006/wordml" xmlns:wps="http://schemas.microsoft.com/office/word/2010/wordprocessingShape" mc:Ignorable="w14 w15 w16se w16cid w16 w16cex w16sdtdh w16sdtfl w16du wp14">
   <w:p>
     <w:pPr>
       <w:pStyle w:val="Header"/>
@@ -5016,7 +5373,7 @@
 </file>
 
 <file path=word/header3.xml><?xml version="1.0" encoding="utf-8"?>
-<w:hdr xmlns:wpc="http://schemas.microsoft.com/office/word/2010/wordprocessingCanvas" xmlns:cx="http://schemas.microsoft.com/office/drawing/2014/chartex" xmlns:cx1="http://schemas.microsoft.com/office/drawing/2015/9/8/chartex" xmlns:cx2="http://schemas.microsoft.com/office/drawing/2015/10/21/chartex" xmlns:cx3="http://schemas.microsoft.com/office/drawing/2016/5/9/chartex" xmlns:cx4="http://schemas.microsoft.com/office/drawing/2016/5/10/chartex" xmlns:cx5="http://schemas.microsoft.com/office/drawing/2016/5/11/chartex" xmlns:cx6="http://schemas.microsoft.com/office/drawing/2016/5/12/chartex" xmlns:cx7="http://schemas.microsoft.com/office/drawing/2016/5/13/chartex" xmlns:cx8="http://schemas.microsoft.com/office/drawing/2016/5/14/chartex" xmlns:mc="http://schemas.openxmlformats.org/markup-compatibility/2006" xmlns:aink="http://schemas.microsoft.com/office/drawing/2016/ink" xmlns:am3d="http://schemas.microsoft.com/office/drawing/2017/model3d" xmlns:o="urn:schemas-microsoft-com:office:office" xmlns:oel="http://schemas.microsoft.com/office/2019/extlst" xmlns:r="http://schemas.openxmlformats.org/officeDocument/2006/relationships" xmlns:m="http://schemas.openxmlformats.org/officeDocument/2006/math" xmlns:v="urn:schemas-microsoft-com:vml" xmlns:wp14="http://schemas.microsoft.com/office/word/2010/wordprocessingDrawing" xmlns:wp="http://schemas.openxmlformats.org/drawingml/2006/wordprocessingDrawing" xmlns:w10="urn:schemas-microsoft-com:office:word" xmlns:w="http://schemas.openxmlformats.org/wordprocessingml/2006/main" xmlns:w14="http://schemas.microsoft.com/office/word/2010/wordml" xmlns:w15="http://schemas.microsoft.com/office/word/2012/wordml" xmlns:w16cex="http://schemas.microsoft.com/office/word/2018/wordml/cex" xmlns:w16cid="http://schemas.microsoft.com/office/word/2016/wordml/cid" xmlns:w16="http://schemas.microsoft.com/office/word/2018/wordml" xmlns:w16sdtdh="http://schemas.microsoft.com/office/word/2020/wordml/sdtdatahash" xmlns:w16se="http://schemas.microsoft.com/office/word/2015/wordml/symex" xmlns:wpg="http://schemas.microsoft.com/office/word/2010/wordprocessingGroup" xmlns:wpi="http://schemas.microsoft.com/office/word/2010/wordprocessingInk" xmlns:wne="http://schemas.microsoft.com/office/word/2006/wordml" xmlns:wps="http://schemas.microsoft.com/office/word/2010/wordprocessingShape" mc:Ignorable="w14 w15 w16se w16cid w16 w16cex w16sdtdh wp14">
+<w:hdr xmlns:wpc="http://schemas.microsoft.com/office/word/2010/wordprocessingCanvas" xmlns:cx="http://schemas.microsoft.com/office/drawing/2014/chartex" xmlns:cx1="http://schemas.microsoft.com/office/drawing/2015/9/8/chartex" xmlns:cx2="http://schemas.microsoft.com/office/drawing/2015/10/21/chartex" xmlns:cx3="http://schemas.microsoft.com/office/drawing/2016/5/9/chartex" xmlns:cx4="http://schemas.microsoft.com/office/drawing/2016/5/10/chartex" xmlns:cx5="http://schemas.microsoft.com/office/drawing/2016/5/11/chartex" xmlns:cx6="http://schemas.microsoft.com/office/drawing/2016/5/12/chartex" xmlns:cx7="http://schemas.microsoft.com/office/drawing/2016/5/13/chartex" xmlns:cx8="http://schemas.microsoft.com/office/drawing/2016/5/14/chartex" xmlns:mc="http://schemas.openxmlformats.org/markup-compatibility/2006" xmlns:aink="http://schemas.microsoft.com/office/drawing/2016/ink" xmlns:am3d="http://schemas.microsoft.com/office/drawing/2017/model3d" xmlns:o="urn:schemas-microsoft-com:office:office" xmlns:oel="http://schemas.microsoft.com/office/2019/extlst" xmlns:r="http://schemas.openxmlformats.org/officeDocument/2006/relationships" xmlns:m="http://schemas.openxmlformats.org/officeDocument/2006/math" xmlns:v="urn:schemas-microsoft-com:vml" xmlns:wp14="http://schemas.microsoft.com/office/word/2010/wordprocessingDrawing" xmlns:wp="http://schemas.openxmlformats.org/drawingml/2006/wordprocessingDrawing" xmlns:w10="urn:schemas-microsoft-com:office:word" xmlns:w="http://schemas.openxmlformats.org/wordprocessingml/2006/main" xmlns:w14="http://schemas.microsoft.com/office/word/2010/wordml" xmlns:w15="http://schemas.microsoft.com/office/word/2012/wordml" xmlns:w16cex="http://schemas.microsoft.com/office/word/2018/wordml/cex" xmlns:w16cid="http://schemas.microsoft.com/office/word/2016/wordml/cid" xmlns:w16="http://schemas.microsoft.com/office/word/2018/wordml" xmlns:w16du="http://schemas.microsoft.com/office/word/2023/wordml/word16du" xmlns:w16sdtdh="http://schemas.microsoft.com/office/word/2020/wordml/sdtdatahash" xmlns:w16sdtfl="http://schemas.microsoft.com/office/word/2024/wordml/sdtformatlock" xmlns:w16se="http://schemas.microsoft.com/office/word/2015/wordml/symex" xmlns:wpg="http://schemas.microsoft.com/office/word/2010/wordprocessingGroup" xmlns:wpi="http://schemas.microsoft.com/office/word/2010/wordprocessingInk" xmlns:wne="http://schemas.microsoft.com/office/word/2006/wordml" xmlns:wps="http://schemas.microsoft.com/office/word/2010/wordprocessingShape" mc:Ignorable="w14 w15 w16se w16cid w16 w16cex w16sdtdh w16sdtfl w16du wp14">
   <w:p>
     <w:pPr>
       <w:pStyle w:val="Logo-Org"/>
@@ -5253,7 +5610,7 @@
 </file>
 
 <file path=word/numbering.xml><?xml version="1.0" encoding="utf-8"?>
-<w:numbering xmlns:wpc="http://schemas.microsoft.com/office/word/2010/wordprocessingCanvas" xmlns:cx="http://schemas.microsoft.com/office/drawing/2014/chartex" xmlns:cx1="http://schemas.microsoft.com/office/drawing/2015/9/8/chartex" xmlns:cx2="http://schemas.microsoft.com/office/drawing/2015/10/21/chartex" xmlns:cx3="http://schemas.microsoft.com/office/drawing/2016/5/9/chartex" xmlns:cx4="http://schemas.microsoft.com/office/drawing/2016/5/10/chartex" xmlns:cx5="http://schemas.microsoft.com/office/drawing/2016/5/11/chartex" xmlns:cx6="http://schemas.microsoft.com/office/drawing/2016/5/12/chartex" xmlns:cx7="http://schemas.microsoft.com/office/drawing/2016/5/13/chartex" xmlns:cx8="http://schemas.microsoft.com/office/drawing/2016/5/14/chartex" xmlns:mc="http://schemas.openxmlformats.org/markup-compatibility/2006" xmlns:aink="http://schemas.microsoft.com/office/drawing/2016/ink" xmlns:am3d="http://schemas.microsoft.com/office/drawing/2017/model3d" xmlns:o="urn:schemas-microsoft-com:office:office" xmlns:oel="http://schemas.microsoft.com/office/2019/extlst" xmlns:r="http://schemas.openxmlformats.org/officeDocument/2006/relationships" xmlns:m="http://schemas.openxmlformats.org/officeDocument/2006/math" xmlns:v="urn:schemas-microsoft-com:vml" xmlns:wp14="http://schemas.microsoft.com/office/word/2010/wordprocessingDrawing" xmlns:wp="http://schemas.openxmlformats.org/drawingml/2006/wordprocessingDrawing" xmlns:w10="urn:schemas-microsoft-com:office:word" xmlns:w="http://schemas.openxmlformats.org/wordprocessingml/2006/main" xmlns:w14="http://schemas.microsoft.com/office/word/2010/wordml" xmlns:w15="http://schemas.microsoft.com/office/word/2012/wordml" xmlns:w16cex="http://schemas.microsoft.com/office/word/2018/wordml/cex" xmlns:w16cid="http://schemas.microsoft.com/office/word/2016/wordml/cid" xmlns:w16="http://schemas.microsoft.com/office/word/2018/wordml" xmlns:w16sdtdh="http://schemas.microsoft.com/office/word/2020/wordml/sdtdatahash" xmlns:w16se="http://schemas.microsoft.com/office/word/2015/wordml/symex" xmlns:wpg="http://schemas.microsoft.com/office/word/2010/wordprocessingGroup" xmlns:wpi="http://schemas.microsoft.com/office/word/2010/wordprocessingInk" xmlns:wne="http://schemas.microsoft.com/office/word/2006/wordml" xmlns:wps="http://schemas.microsoft.com/office/word/2010/wordprocessingShape" mc:Ignorable="w14 w15 w16se w16cid w16 w16cex w16sdtdh wp14">
+<w:numbering xmlns:wpc="http://schemas.microsoft.com/office/word/2010/wordprocessingCanvas" xmlns:cx="http://schemas.microsoft.com/office/drawing/2014/chartex" xmlns:cx1="http://schemas.microsoft.com/office/drawing/2015/9/8/chartex" xmlns:cx2="http://schemas.microsoft.com/office/drawing/2015/10/21/chartex" xmlns:cx3="http://schemas.microsoft.com/office/drawing/2016/5/9/chartex" xmlns:cx4="http://schemas.microsoft.com/office/drawing/2016/5/10/chartex" xmlns:cx5="http://schemas.microsoft.com/office/drawing/2016/5/11/chartex" xmlns:cx6="http://schemas.microsoft.com/office/drawing/2016/5/12/chartex" xmlns:cx7="http://schemas.microsoft.com/office/drawing/2016/5/13/chartex" xmlns:cx8="http://schemas.microsoft.com/office/drawing/2016/5/14/chartex" xmlns:mc="http://schemas.openxmlformats.org/markup-compatibility/2006" xmlns:aink="http://schemas.microsoft.com/office/drawing/2016/ink" xmlns:am3d="http://schemas.microsoft.com/office/drawing/2017/model3d" xmlns:o="urn:schemas-microsoft-com:office:office" xmlns:oel="http://schemas.microsoft.com/office/2019/extlst" xmlns:r="http://schemas.openxmlformats.org/officeDocument/2006/relationships" xmlns:m="http://schemas.openxmlformats.org/officeDocument/2006/math" xmlns:v="urn:schemas-microsoft-com:vml" xmlns:wp14="http://schemas.microsoft.com/office/word/2010/wordprocessingDrawing" xmlns:wp="http://schemas.openxmlformats.org/drawingml/2006/wordprocessingDrawing" xmlns:w10="urn:schemas-microsoft-com:office:word" xmlns:w="http://schemas.openxmlformats.org/wordprocessingml/2006/main" xmlns:w14="http://schemas.microsoft.com/office/word/2010/wordml" xmlns:w15="http://schemas.microsoft.com/office/word/2012/wordml" xmlns:w16cex="http://schemas.microsoft.com/office/word/2018/wordml/cex" xmlns:w16cid="http://schemas.microsoft.com/office/word/2016/wordml/cid" xmlns:w16="http://schemas.microsoft.com/office/word/2018/wordml" xmlns:w16du="http://schemas.microsoft.com/office/word/2023/wordml/word16du" xmlns:w16sdtdh="http://schemas.microsoft.com/office/word/2020/wordml/sdtdatahash" xmlns:w16sdtfl="http://schemas.microsoft.com/office/word/2024/wordml/sdtformatlock" xmlns:w16se="http://schemas.microsoft.com/office/word/2015/wordml/symex" xmlns:wpg="http://schemas.microsoft.com/office/word/2010/wordprocessingGroup" xmlns:wpi="http://schemas.microsoft.com/office/word/2010/wordprocessingInk" xmlns:wne="http://schemas.microsoft.com/office/word/2006/wordml" xmlns:wps="http://schemas.microsoft.com/office/word/2010/wordprocessingShape" mc:Ignorable="w14 w15 w16se w16cid w16 w16cex w16sdtdh w16sdtfl w16du wp14">
   <w:abstractNum w:abstractNumId="0" w15:restartNumberingAfterBreak="0">
     <w:nsid w:val="FFFFFF7F"/>
     <w:multiLevelType w:val="singleLevel"/>
@@ -7986,9 +8343,9 @@
       <w:lvlJc w:val="left"/>
       <w:pPr>
         <w:tabs>
-          <w:tab w:val="num" w:pos="720"/>
-        </w:tabs>
-        <w:ind w:left="720" w:hanging="360"/>
+          <w:tab w:val="num" w:pos="360"/>
+        </w:tabs>
+        <w:ind w:left="360" w:hanging="360"/>
       </w:pPr>
       <w:rPr>
         <w:rFonts w:ascii="Symbol" w:hAnsi="Symbol" w:hint="default"/>
@@ -8002,9 +8359,9 @@
       <w:lvlJc w:val="left"/>
       <w:pPr>
         <w:tabs>
-          <w:tab w:val="num" w:pos="1440"/>
-        </w:tabs>
-        <w:ind w:left="1440" w:hanging="360"/>
+          <w:tab w:val="num" w:pos="1080"/>
+        </w:tabs>
+        <w:ind w:left="1080" w:hanging="360"/>
       </w:pPr>
       <w:rPr>
         <w:rFonts w:ascii="Courier New" w:hAnsi="Courier New" w:hint="default"/>
@@ -8018,9 +8375,9 @@
       <w:lvlJc w:val="left"/>
       <w:pPr>
         <w:tabs>
-          <w:tab w:val="num" w:pos="2160"/>
-        </w:tabs>
-        <w:ind w:left="2160" w:hanging="360"/>
+          <w:tab w:val="num" w:pos="1800"/>
+        </w:tabs>
+        <w:ind w:left="1800" w:hanging="360"/>
       </w:pPr>
       <w:rPr>
         <w:rFonts w:ascii="Wingdings" w:hAnsi="Wingdings" w:hint="default"/>
@@ -8034,9 +8391,9 @@
       <w:lvlJc w:val="left"/>
       <w:pPr>
         <w:tabs>
-          <w:tab w:val="num" w:pos="2880"/>
-        </w:tabs>
-        <w:ind w:left="2880" w:hanging="360"/>
+          <w:tab w:val="num" w:pos="2520"/>
+        </w:tabs>
+        <w:ind w:left="2520" w:hanging="360"/>
       </w:pPr>
       <w:rPr>
         <w:rFonts w:ascii="Wingdings" w:hAnsi="Wingdings" w:hint="default"/>
@@ -8050,9 +8407,9 @@
       <w:lvlJc w:val="left"/>
       <w:pPr>
         <w:tabs>
-          <w:tab w:val="num" w:pos="3600"/>
-        </w:tabs>
-        <w:ind w:left="3600" w:hanging="360"/>
+          <w:tab w:val="num" w:pos="3240"/>
+        </w:tabs>
+        <w:ind w:left="3240" w:hanging="360"/>
       </w:pPr>
       <w:rPr>
         <w:rFonts w:ascii="Wingdings" w:hAnsi="Wingdings" w:hint="default"/>
@@ -8066,9 +8423,9 @@
       <w:lvlJc w:val="left"/>
       <w:pPr>
         <w:tabs>
-          <w:tab w:val="num" w:pos="4320"/>
-        </w:tabs>
-        <w:ind w:left="4320" w:hanging="360"/>
+          <w:tab w:val="num" w:pos="3960"/>
+        </w:tabs>
+        <w:ind w:left="3960" w:hanging="360"/>
       </w:pPr>
       <w:rPr>
         <w:rFonts w:ascii="Wingdings" w:hAnsi="Wingdings" w:hint="default"/>
@@ -8082,9 +8439,9 @@
       <w:lvlJc w:val="left"/>
       <w:pPr>
         <w:tabs>
-          <w:tab w:val="num" w:pos="5040"/>
-        </w:tabs>
-        <w:ind w:left="5040" w:hanging="360"/>
+          <w:tab w:val="num" w:pos="4680"/>
+        </w:tabs>
+        <w:ind w:left="4680" w:hanging="360"/>
       </w:pPr>
       <w:rPr>
         <w:rFonts w:ascii="Wingdings" w:hAnsi="Wingdings" w:hint="default"/>
@@ -8098,9 +8455,9 @@
       <w:lvlJc w:val="left"/>
       <w:pPr>
         <w:tabs>
-          <w:tab w:val="num" w:pos="5760"/>
-        </w:tabs>
-        <w:ind w:left="5760" w:hanging="360"/>
+          <w:tab w:val="num" w:pos="5400"/>
+        </w:tabs>
+        <w:ind w:left="5400" w:hanging="360"/>
       </w:pPr>
       <w:rPr>
         <w:rFonts w:ascii="Wingdings" w:hAnsi="Wingdings" w:hint="default"/>
@@ -8114,9 +8471,9 @@
       <w:lvlJc w:val="left"/>
       <w:pPr>
         <w:tabs>
-          <w:tab w:val="num" w:pos="6480"/>
-        </w:tabs>
-        <w:ind w:left="6480" w:hanging="360"/>
+          <w:tab w:val="num" w:pos="6120"/>
+        </w:tabs>
+        <w:ind w:left="6120" w:hanging="360"/>
       </w:pPr>
       <w:rPr>
         <w:rFonts w:ascii="Wingdings" w:hAnsi="Wingdings" w:hint="default"/>
@@ -19356,7 +19713,7 @@
 </file>
 
 <file path=word/styles.xml><?xml version="1.0" encoding="utf-8"?>
-<w:styles xmlns:mc="http://schemas.openxmlformats.org/markup-compatibility/2006" xmlns:r="http://schemas.openxmlformats.org/officeDocument/2006/relationships" xmlns:w="http://schemas.openxmlformats.org/wordprocessingml/2006/main" xmlns:w14="http://schemas.microsoft.com/office/word/2010/wordml" xmlns:w15="http://schemas.microsoft.com/office/word/2012/wordml" xmlns:w16cex="http://schemas.microsoft.com/office/word/2018/wordml/cex" xmlns:w16cid="http://schemas.microsoft.com/office/word/2016/wordml/cid" xmlns:w16="http://schemas.microsoft.com/office/word/2018/wordml" xmlns:w16sdtdh="http://schemas.microsoft.com/office/word/2020/wordml/sdtdatahash" xmlns:w16se="http://schemas.microsoft.com/office/word/2015/wordml/symex" mc:Ignorable="w14 w15 w16se w16cid w16 w16cex w16sdtdh">
+<w:styles xmlns:mc="http://schemas.openxmlformats.org/markup-compatibility/2006" xmlns:r="http://schemas.openxmlformats.org/officeDocument/2006/relationships" xmlns:w="http://schemas.openxmlformats.org/wordprocessingml/2006/main" xmlns:w14="http://schemas.microsoft.com/office/word/2010/wordml" xmlns:w15="http://schemas.microsoft.com/office/word/2012/wordml" xmlns:w16cex="http://schemas.microsoft.com/office/word/2018/wordml/cex" xmlns:w16cid="http://schemas.microsoft.com/office/word/2016/wordml/cid" xmlns:w16="http://schemas.microsoft.com/office/word/2018/wordml" xmlns:w16du="http://schemas.microsoft.com/office/word/2023/wordml/word16du" xmlns:w16sdtdh="http://schemas.microsoft.com/office/word/2020/wordml/sdtdatahash" xmlns:w16sdtfl="http://schemas.microsoft.com/office/word/2024/wordml/sdtformatlock" xmlns:w16se="http://schemas.microsoft.com/office/word/2015/wordml/symex" mc:Ignorable="w14 w15 w16se w16cid w16 w16cex w16sdtdh w16sdtfl w16du">
   <w:docDefaults>
     <w:rPrDefault>
       <w:rPr>
@@ -19934,6 +20291,7 @@
   <w:style w:type="character" w:default="1" w:styleId="DefaultParagraphFont">
     <w:name w:val="Default Paragraph Font"/>
     <w:uiPriority w:val="1"/>
+    <w:semiHidden/>
     <w:unhideWhenUsed/>
   </w:style>
   <w:style w:type="table" w:default="1" w:styleId="TableNormal">
@@ -21293,7 +21651,24 @@
 </file>
 
 <file path=customXml/item1.xml><?xml version="1.0" encoding="utf-8"?>
-<b:Sources xmlns:b="http://schemas.openxmlformats.org/officeDocument/2006/bibliography" xmlns="http://schemas.openxmlformats.org/officeDocument/2006/bibliography" SelectedStyle="\APASixthEditionOfficeOnline.xsl" StyleName="APA" Version="6"/>
+<p:properties xmlns:p="http://schemas.microsoft.com/office/2006/metadata/properties" xmlns:xsi="http://www.w3.org/2001/XMLSchema-instance" xmlns:pc="http://schemas.microsoft.com/office/infopath/2007/PartnerControls">
+  <documentManagement>
+    <_ip_UnifiedCompliancePolicyProperties xmlns="http://schemas.microsoft.com/sharepoint/v3" xsi:nil="true"/>
+    <_ip_UnifiedCompliancePolicyUIAction xmlns="http://schemas.microsoft.com/sharepoint/v3" xsi:nil="true"/>
+    <lcf76f155ced4ddcb4097134ff3c332f xmlns="139127ee-9518-45d9-9514-77dc8f273ced">
+      <Terms xmlns="http://schemas.microsoft.com/office/infopath/2007/PartnerControls"/>
+    </lcf76f155ced4ddcb4097134ff3c332f>
+    <_x0020_ xmlns="139127ee-9518-45d9-9514-77dc8f273ced" xsi:nil="true"/>
+    <DateandTime xmlns="139127ee-9518-45d9-9514-77dc8f273ced" xsi:nil="true"/>
+    <Comment xmlns="139127ee-9518-45d9-9514-77dc8f273ced" xsi:nil="true"/>
+    <TaxCatchAll xmlns="d267a1a7-8edd-4111-a118-4a206d87cecc" xsi:nil="true"/>
+    <_dlc_DocId xmlns="e1b0dd96-a81d-477c-8ece-ee9c4f66c737">MOED-597021718-2941</_dlc_DocId>
+    <_dlc_DocIdUrl xmlns="e1b0dd96-a81d-477c-8ece-ee9c4f66c737">
+      <Url>https://educationgovtnz.sharepoint.com/sites/GRPMoEICTTPHMStrengtheningCyberSecurityandDigitalServicesinK/_layouts/15/DocIdRedir.aspx?ID=MOED-597021718-2941</Url>
+      <Description>MOED-597021718-2941</Description>
+    </_dlc_DocIdUrl>
+  </documentManagement>
+</p:properties>
 </file>
 
 <file path=customXml/item2.xml><?xml version="1.0" encoding="utf-8"?>
@@ -21347,36 +21722,10 @@
 </file>
 
 <file path=customXml/item3.xml><?xml version="1.0" encoding="utf-8"?>
-<p:properties xmlns:p="http://schemas.microsoft.com/office/2006/metadata/properties" xmlns:xsi="http://www.w3.org/2001/XMLSchema-instance" xmlns:pc="http://schemas.microsoft.com/office/infopath/2007/PartnerControls">
-  <documentManagement>
-    <_ip_UnifiedCompliancePolicyProperties xmlns="http://schemas.microsoft.com/sharepoint/v3" xsi:nil="true"/>
-    <_ip_UnifiedCompliancePolicyUIAction xmlns="http://schemas.microsoft.com/sharepoint/v3" xsi:nil="true"/>
-    <lcf76f155ced4ddcb4097134ff3c332f xmlns="139127ee-9518-45d9-9514-77dc8f273ced">
-      <Terms xmlns="http://schemas.microsoft.com/office/infopath/2007/PartnerControls"/>
-    </lcf76f155ced4ddcb4097134ff3c332f>
-    <_x0020_ xmlns="139127ee-9518-45d9-9514-77dc8f273ced" xsi:nil="true"/>
-    <DateandTime xmlns="139127ee-9518-45d9-9514-77dc8f273ced" xsi:nil="true"/>
-    <Comment xmlns="139127ee-9518-45d9-9514-77dc8f273ced" xsi:nil="true"/>
-    <TaxCatchAll xmlns="d267a1a7-8edd-4111-a118-4a206d87cecc" xsi:nil="true"/>
-    <_dlc_DocId xmlns="e1b0dd96-a81d-477c-8ece-ee9c4f66c737">MOED-597021718-2941</_dlc_DocId>
-    <_dlc_DocIdUrl xmlns="e1b0dd96-a81d-477c-8ece-ee9c4f66c737">
-      <Url>https://educationgovtnz.sharepoint.com/sites/GRPMoEICTTPHMStrengtheningCyberSecurityandDigitalServicesinK/_layouts/15/DocIdRedir.aspx?ID=MOED-597021718-2941</Url>
-      <Description>MOED-597021718-2941</Description>
-    </_dlc_DocIdUrl>
-  </documentManagement>
-</p:properties>
+<b:Sources xmlns:b="http://schemas.openxmlformats.org/officeDocument/2006/bibliography" xmlns="http://schemas.openxmlformats.org/officeDocument/2006/bibliography" SelectedStyle="\APASixthEditionOfficeOnline.xsl" StyleName="APA" Version="6"/>
 </file>
 
 <file path=customXml/item4.xml><?xml version="1.0" encoding="utf-8"?>
-<?mso-contentType ?>
-<FormTemplates xmlns="http://schemas.microsoft.com/sharepoint/v3/contenttype/forms">
-  <Display>DocumentLibraryForm</Display>
-  <Edit>DocumentLibraryForm</Edit>
-  <New>DocumentLibraryForm</New>
-</FormTemplates>
-</file>
-
-<file path=customXml/item5.xml><?xml version="1.0" encoding="utf-8"?>
 <ct:contentTypeSchema xmlns:ct="http://schemas.microsoft.com/office/2006/metadata/contentType" xmlns:ma="http://schemas.microsoft.com/office/2006/metadata/properties/metaAttributes" ct:_="" ma:_="" ma:contentTypeName="Document" ma:contentTypeID="0x010100B480C2AAFAD0314B93110FBA94AF803E" ma:contentTypeVersion="19" ma:contentTypeDescription="Create a new document." ma:contentTypeScope="" ma:versionID="74a3b9bfef33761f57034edf28b9506d">
   <xsd:schema xmlns:xsd="http://www.w3.org/2001/XMLSchema" xmlns:xs="http://www.w3.org/2001/XMLSchema" xmlns:p="http://schemas.microsoft.com/office/2006/metadata/properties" xmlns:ns1="http://schemas.microsoft.com/sharepoint/v3" xmlns:ns2="139127ee-9518-45d9-9514-77dc8f273ced" xmlns:ns3="e1b0dd96-a81d-477c-8ece-ee9c4f66c737" xmlns:ns4="d267a1a7-8edd-4111-a118-4a206d87cecc" targetNamespace="http://schemas.microsoft.com/office/2006/metadata/properties" ma:root="true" ma:fieldsID="ffc9e1ae2e65d33f32ce329a3d87134b" ns1:_="" ns2:_="" ns3:_="" ns4:_="">
     <xsd:import namespace="http://schemas.microsoft.com/sharepoint/v3"/>
@@ -21674,10 +22023,24 @@
 </ct:contentTypeSchema>
 </file>
 
+<file path=customXml/item5.xml><?xml version="1.0" encoding="utf-8"?>
+<?mso-contentType ?>
+<FormTemplates xmlns="http://schemas.microsoft.com/sharepoint/v3/contenttype/forms">
+  <Display>DocumentLibraryForm</Display>
+  <Edit>DocumentLibraryForm</Edit>
+  <New>DocumentLibraryForm</New>
+</FormTemplates>
+</file>
+
 <file path=customXml/itemProps1.xml><?xml version="1.0" encoding="utf-8"?>
-<ds:datastoreItem xmlns:ds="http://schemas.openxmlformats.org/officeDocument/2006/customXml" ds:itemID="{B5E2C1A7-32A2-494A-B871-83CBA7258EA8}">
+<ds:datastoreItem xmlns:ds="http://schemas.openxmlformats.org/officeDocument/2006/customXml" ds:itemID="{6702286D-F273-4089-9CAA-235928BAA15D}">
   <ds:schemaRefs>
-    <ds:schemaRef ds:uri="http://schemas.openxmlformats.org/officeDocument/2006/bibliography"/>
+    <ds:schemaRef ds:uri="http://schemas.microsoft.com/office/2006/metadata/properties"/>
+    <ds:schemaRef ds:uri="http://schemas.microsoft.com/office/infopath/2007/PartnerControls"/>
+    <ds:schemaRef ds:uri="http://schemas.microsoft.com/sharepoint/v3"/>
+    <ds:schemaRef ds:uri="139127ee-9518-45d9-9514-77dc8f273ced"/>
+    <ds:schemaRef ds:uri="d267a1a7-8edd-4111-a118-4a206d87cecc"/>
+    <ds:schemaRef ds:uri="e1b0dd96-a81d-477c-8ece-ee9c4f66c737"/>
   </ds:schemaRefs>
 </ds:datastoreItem>
 </file>
@@ -21691,27 +22054,14 @@
 </file>
 
 <file path=customXml/itemProps3.xml><?xml version="1.0" encoding="utf-8"?>
-<ds:datastoreItem xmlns:ds="http://schemas.openxmlformats.org/officeDocument/2006/customXml" ds:itemID="{6702286D-F273-4089-9CAA-235928BAA15D}">
+<ds:datastoreItem xmlns:ds="http://schemas.openxmlformats.org/officeDocument/2006/customXml" ds:itemID="{B5E2C1A7-32A2-494A-B871-83CBA7258EA8}">
   <ds:schemaRefs>
-    <ds:schemaRef ds:uri="http://schemas.microsoft.com/office/2006/metadata/properties"/>
-    <ds:schemaRef ds:uri="http://schemas.microsoft.com/office/infopath/2007/PartnerControls"/>
-    <ds:schemaRef ds:uri="http://schemas.microsoft.com/sharepoint/v3"/>
-    <ds:schemaRef ds:uri="139127ee-9518-45d9-9514-77dc8f273ced"/>
-    <ds:schemaRef ds:uri="d267a1a7-8edd-4111-a118-4a206d87cecc"/>
-    <ds:schemaRef ds:uri="e1b0dd96-a81d-477c-8ece-ee9c4f66c737"/>
+    <ds:schemaRef ds:uri="http://schemas.openxmlformats.org/officeDocument/2006/bibliography"/>
   </ds:schemaRefs>
 </ds:datastoreItem>
 </file>
 
 <file path=customXml/itemProps4.xml><?xml version="1.0" encoding="utf-8"?>
-<ds:datastoreItem xmlns:ds="http://schemas.openxmlformats.org/officeDocument/2006/customXml" ds:itemID="{9834B279-DC96-488F-99E8-C29601DFA13D}">
-  <ds:schemaRefs>
-    <ds:schemaRef ds:uri="http://schemas.microsoft.com/sharepoint/v3/contenttype/forms"/>
-  </ds:schemaRefs>
-</ds:datastoreItem>
-</file>
-
-<file path=customXml/itemProps5.xml><?xml version="1.0" encoding="utf-8"?>
 <ds:datastoreItem xmlns:ds="http://schemas.openxmlformats.org/officeDocument/2006/customXml" ds:itemID="{A92CC428-19C8-41A4-8077-F0319381BD4C}">
   <ds:schemaRefs>
     <ds:schemaRef ds:uri="http://schemas.microsoft.com/office/2006/metadata/contentType"/>
@@ -21730,4 +22080,12 @@
     <ds:schemaRef ds:uri="http://schemas.microsoft.com/internal/obd"/>
   </ds:schemaRefs>
 </ds:datastoreItem>
+</file>
+
+<file path=customXml/itemProps5.xml><?xml version="1.0" encoding="utf-8"?>
+<ds:datastoreItem xmlns:ds="http://schemas.openxmlformats.org/officeDocument/2006/customXml" ds:itemID="{9834B279-DC96-488F-99E8-C29601DFA13D}">
+  <ds:schemaRefs>
+    <ds:schemaRef ds:uri="http://schemas.microsoft.com/sharepoint/v3/contenttype/forms"/>
+  </ds:schemaRefs>
+</ds:datastoreItem>
 </file>